--- a/rapports/16_02_2026/EL_MOUSTAPHA/coh_EQ23_sup_061203040013.docx
+++ b/rapports/16_02_2026/EL_MOUSTAPHA/coh_EQ23_sup_061203040013.docx
@@ -25,7 +25,7 @@
         <w:br/>
         <w:t>Grappe: 061203040013</w:t>
         <w:br/>
-        <w:t>Date: 16/02/2026 a 12:40</w:t>
+        <w:t>Date: 16/02/2026 a 12:58</w:t>
       </w:r>
     </w:p>
     <w:p/>
@@ -7733,7 +7733,7 @@
         <w:br/>
         <w:t xml:space="preserve">- Le montant dépensé de l'entreprise fabrication de beignets en achat de matières premières pour les produits vendus au cours des 30 derniers jours ou durant le dernier mois où l'entreprise a fonctionné ne peut pas être supéreur aux montants obtenus sur la vente de produits transformés par l'entreprise au cours de cette même période où l'entreprise a fonctionné (s10q49 &gt; s10q48), prière de corriger. </w:t>
         <w:br/>
-        <w:t>- Le montant dépensé de l'entreprise restauration pour petit déjeuner en achat de matières premières pour les produits vendus au cours des 30 derniers jours ou durant le dernier mois où l'entreprise a fonctionné ne peut pas être supéreur aux montants obtenus sur la vente de produits transformés par l'entreprise au cours de cette même période où l'entreprise a fonctionné (s10q49 &gt; s10q48), prière de corriger. L'entreprise restauration pour petit déjeuner est généralement une entreprise commerciale ou de service dont elle ne depense pas en achat de matières premières.Elle ne transforme pas de produit donc ne peut pas obtenir un montant sur la vente des produits transformés (10.48 ou 10.49). Prière de mettre 0 pour ces questions si elles ne font pas de transformation.</w:t>
+        <w:t>- Le montant dépensé de l'entreprise restauration pour petit déjeuner en achat de matières premières pour les produits vendus au cours des 30 derniers jours ou durant le dernier mois où l'entreprise a fonctionné ne peut pas être supéreur aux montants obtenus sur la vente de produits transformés par l'entreprise au cours de cette même période où l'entreprise a fonctionné (s10q49 &gt; s10q48), prière de corriger. L'entreprise restauration pour petit déjeuner est généralement une entreprise commerciale ou de service dont elle ne depense pas en achat de matières premières.Elle ne transforme pas de produit donc ne peut pas obtenir un montant sur la vente des produits transformés (10.48 ou 10.49). Prière de mettre 0 pour ces questions si elles ne font pas de transformation. Le salaire qu'une personne de cette catégorie (10.62) a travaillé(e) dans cette entreprise restauration pour petit déjeuner est élevé ou faible. Prière de confirmer cette information avec le QG ou de corriger.</w:t>
       </w:r>
     </w:p>
     <w:p>

--- a/rapports/16_02_2026/EL_MOUSTAPHA/coh_EQ23_sup_061203040013.docx
+++ b/rapports/16_02_2026/EL_MOUSTAPHA/coh_EQ23_sup_061203040013.docx
@@ -25,7 +25,7 @@
         <w:br/>
         <w:t>Grappe: 061203040013</w:t>
         <w:br/>
-        <w:t>Date: 16/02/2026 a 12:58</w:t>
+        <w:t>Date: 16/02/2026 a 13:05</w:t>
       </w:r>
     </w:p>
     <w:p/>
@@ -263,38 +263,6 @@
           </w:tcPr>
           <w:p>
             <w:r>
-              <w:t>Section11</w:t>
-            </w:r>
-          </w:p>
-        </w:tc>
-        <w:tc>
-          <w:tcPr>
-            <w:tcW w:type="dxa" w:w="3324"/>
-          </w:tcPr>
-          <w:p>
-            <w:r>
-              <w:t>Caracteristiques logement</w:t>
-            </w:r>
-          </w:p>
-        </w:tc>
-        <w:tc>
-          <w:tcPr>
-            <w:tcW w:type="dxa" w:w="3324"/>
-          </w:tcPr>
-          <w:p>
-            <w:r>
-              <w:t>12</w:t>
-            </w:r>
-          </w:p>
-        </w:tc>
-      </w:tr>
-      <w:tr>
-        <w:tc>
-          <w:tcPr>
-            <w:tcW w:type="dxa" w:w="3324"/>
-          </w:tcPr>
-          <w:p>
-            <w:r>
               <w:t>Section16a</w:t>
             </w:r>
           </w:p>
@@ -391,7 +359,7 @@
           </w:tcPr>
           <w:p>
             <w:r>
-              <w:t>Section10b</w:t>
+              <w:t>Section11</w:t>
             </w:r>
           </w:p>
         </w:tc>
@@ -401,7 +369,7 @@
           </w:tcPr>
           <w:p>
             <w:r>
-              <w:t>caracteristiques entreprise non agricole</w:t>
+              <w:t>Caracteristiques logement</w:t>
             </w:r>
           </w:p>
         </w:tc>
@@ -411,7 +379,7 @@
           </w:tcPr>
           <w:p>
             <w:r>
-              <w:t>8</w:t>
+              <w:t>9</w:t>
             </w:r>
           </w:p>
         </w:tc>
@@ -455,7 +423,7 @@
           </w:tcPr>
           <w:p>
             <w:r>
-              <w:t>Section3</w:t>
+              <w:t>Section10b</w:t>
             </w:r>
           </w:p>
         </w:tc>
@@ -465,7 +433,7 @@
           </w:tcPr>
           <w:p>
             <w:r>
-              <w:t>Sante</w:t>
+              <w:t>caracteristiques entreprise non agricole</w:t>
             </w:r>
           </w:p>
         </w:tc>
@@ -498,6 +466,38 @@
           <w:p>
             <w:r>
               <w:t>Identification et renseignements de controle</w:t>
+            </w:r>
+          </w:p>
+        </w:tc>
+        <w:tc>
+          <w:tcPr>
+            <w:tcW w:type="dxa" w:w="3324"/>
+          </w:tcPr>
+          <w:p>
+            <w:r>
+              <w:t>6</w:t>
+            </w:r>
+          </w:p>
+        </w:tc>
+      </w:tr>
+      <w:tr>
+        <w:tc>
+          <w:tcPr>
+            <w:tcW w:type="dxa" w:w="3324"/>
+          </w:tcPr>
+          <w:p>
+            <w:r>
+              <w:t>Section9b</w:t>
+            </w:r>
+          </w:p>
+        </w:tc>
+        <w:tc>
+          <w:tcPr>
+            <w:tcW w:type="dxa" w:w="3324"/>
+          </w:tcPr>
+          <w:p>
+            <w:r>
+              <w:t>Depenses non-alimentaires - 7 jours</w:t>
             </w:r>
           </w:p>
         </w:tc>
@@ -948,7 +948,7 @@
         <w:rPr>
           <w:sz w:val="20"/>
         </w:rPr>
-        <w:t>- Attention ! Le prix unitaire d'achat (2000 Fcfa) de Huile de palme brute en Litre (taille unique) est relativement élevé par rapport aux autres prix observés dans cette zone. Prière de corriger ou de confirmer avec le QG. Attention ! Le prix unitaire d'achat (2000 Fcfa) de Viande de bœuf: filet, faux-filet en Kg (taille unique) est relativement faible par rapport aux autres prix observés dans cette zone. Prière de corriger ou de confirmer avec le QG. Attention ! Le prix unitaire d'achat (50 Fcfa) de Carotte en Pièce (Moyen) est relativement faible par rapport aux autres prix observés dans cette zone. Prière de corriger ou de confirmer avec le QG. Avertissement!!! Le ménage a consommé 14 Paquet Petit de Thé en sachet, cette quantité semble anormale pour une consommation des 7 derniers jours.Prière de corriger ou de confirmer avec le QG. Avertissement!! le prix unitaire (62.5 Fcfa) de Thé en sachet (unité: Paquet) de taille Petit est très faible ou élevé. Prière de corriger ou de confirmer avec le QG. Incohérence!! Dans ce ménage, chaque individus consomme par jour 20.67129 Kg  de cereale; Prière de revoir les quantités prises de ces produits.</w:t>
+        <w:t>- Attention ! Le prix unitaire d'achat (50 Fcfa) de Carotte en Pièce (Moyen) est relativement faible par rapport aux autres prix observés dans cette zone. Prière de corriger ou de confirmer avec le QG. Avertissement!!! Le ménage a consommé 14 Paquet Petit de Thé en sachet, cette quantité semble anormale pour une consommation des 7 derniers jours.Prière de corriger ou de confirmer avec le QG. Avertissement!! le prix unitaire (150 Fcfa) de Thé en sachet (unité: Paquet) de taille Petit est très faible ou élevé. Prière de corriger ou de confirmer avec le QG. Incohérence!! Dans ce ménage, chaque individus consomme par jour 38.81943 Kg  de cereale; Prière de revoir les quantités prises de ces produits.</w:t>
       </w:r>
     </w:p>
     <w:p>
@@ -1431,7 +1431,7 @@
         <w:rPr>
           <w:sz w:val="20"/>
         </w:rPr>
-        <w:t>- Attention ! Le prix unitaire d'achat (100 Fcfa) de Salade (laitue) en Tas (Moyen) est relativement faible par rapport aux autres prix observés dans cette zone. Prière de corriger ou de confirmer avec le QG. Attention ! Le prix unitaire d'achat (100 Fcfa) de Vinaigre de vin en Verre ( à thé) (taille unique) est relativement élevé par rapport aux autres prix observés dans cette zone. Prière de corriger ou de confirmer avec le QG. Attention ! Le prix unitaire d'achat (1300 Fcfa) de Huile de soja  en Litre (taille unique) est relativement élevé par rapport aux autres prix observés dans cette zone. Prière de corriger ou de confirmer avec le QG. Avertissement!!! Le ménage a consommé 16 Pièce Petit de Capitaine frais, cette quantité semble anormale pour une consommation des 7 derniers jours.Prière de corriger ou de confirmer avec le QG. Avertissement!!! Le ménage a consommé 2 Bidon 20l taille unique de Eau minérale/filtrée en bouteille locale, cette quantité semble anormale pour une consommation des 7 derniers jours, prière de verifier et corriger. Attention ! Le prix unitaire d'achat (100 Fcfa) de Eau minérale/filtrée en bouteille locale en Bidon 20l (taille unique) est relativement faible par rapport aux autres prix observés dans cette zone. Prière de corriger ou de confirmer avec le QG. Avertissement!!! Le ménage a consommé 2 Paquet Petit de Thé en sachet, cette quantité semble anormale pour une consommation des 7 derniers jours.Prière de corriger ou de confirmer avec le QG. Avertissement!! le prix unitaire (125 Fcfa) de Thé en sachet (unité: Paquet) de taille Petit est très faible ou élevé. Prière de corriger ou de confirmer avec le QG. Incohérence!! Dans ce ménage, chaque individus consomme par jour 90.81 Kg  de cereale; Prière de revoir les quantités prises de ces produits.</w:t>
+        <w:t>- Attention ! Le prix unitaire d'achat (100 Fcfa) de Salade (laitue) en Tas (Moyen) est relativement faible par rapport aux autres prix observés dans cette zone. Prière de corriger ou de confirmer avec le QG. Avertissement!!! Le ménage a consommé 16 Pièce Petit de Capitaine frais, cette quantité semble anormale pour une consommation des 7 derniers jours.Prière de corriger ou de confirmer avec le QG. Avertissement!!! Le ménage a consommé 2 Bidon 20l taille unique de Eau minérale/filtrée en bouteille locale, cette quantité semble anormale pour une consommation des 7 derniers jours, prière de verifier et corriger. Attention ! Le prix unitaire d'achat (200 Fcfa) de Eau minérale/filtrée en bouteille locale en Bidon 20l (taille unique) est relativement faible par rapport aux autres prix observés dans cette zone. Prière de corriger ou de confirmer avec le QG. Avertissement!!! Le ménage a consommé 2 Paquet Petit de Thé en sachet, cette quantité semble anormale pour une consommation des 7 derniers jours.Prière de corriger ou de confirmer avec le QG. Avertissement!! le prix unitaire (125 Fcfa) de Thé en sachet (unité: Paquet) de taille Petit est très faible ou élevé. Prière de corriger ou de confirmer avec le QG. Incohérence!! Dans ce ménage, chaque individus consomme par jour 146.5838 Kg  de cereale; Prière de revoir les quantités prises de ces produits.</w:t>
       </w:r>
     </w:p>
     <w:p>
@@ -1483,27 +1483,6 @@
           <w:color w:val="4672C4"/>
           <w:sz w:val="22"/>
         </w:rPr>
-        <w:t>&gt;&gt; Section11 - Caracteristiques logement</w:t>
-      </w:r>
-    </w:p>
-    <w:p>
-      <w:pPr>
-        <w:ind w:left="283"/>
-      </w:pPr>
-      <w:r>
-        <w:rPr>
-          <w:sz w:val="20"/>
-        </w:rPr>
-        <w:t>- En cas de coupure de courant du réseau, la source d’énergie que le ménage utilise est RIEN et semble exister dans les modalités, prière de prendre attache avec le QG pour plus d'explication afin de la classer bien.</w:t>
-      </w:r>
-    </w:p>
-    <w:p>
-      <w:r>
-        <w:rPr>
-          <w:b/>
-          <w:color w:val="4672C4"/>
-          <w:sz w:val="22"/>
-        </w:rPr>
         <w:t>&gt;&gt; Section12 - Actifs du menage</w:t>
       </w:r>
     </w:p>
@@ -1517,19 +1496,13 @@
         </w:rPr>
         <w:t xml:space="preserve">- Attention ! Fer à repasser électrique a été achété à 45000 Fcfa est relativement élevé par rapport aux autres prix d'achat observés dans cette zone. Prière de corriger ou de confirmer avec le QG. </w:t>
         <w:br/>
-        <w:t xml:space="preserve">- Attention ! Foyers améliorés a été achété à 15000 Fcfa est relativement élevé par rapport aux autres prix d'achat observés dans cette zone. Prière de corriger ou de confirmer avec le QG. Attention ! Foyers améliorés a été revendu à 13000 Fcfa qui est relativement élevé par rapport aux autres prix de revente observés dans cette zone. Prière de corriger ou de confirmer avec le QG. </w:t>
+        <w:t xml:space="preserve">- Attention ! Foyers améliorés a été revendu à 13000 Fcfa qui est relativement élevé par rapport aux autres prix de revente observés dans cette zone. Prière de corriger ou de confirmer avec le QG. </w:t>
+        <w:br/>
+        <w:t xml:space="preserve">- Attention ! Mixeur/Presse-fruits non électrique a été achété à 60000 Fcfa est relativement élevé par rapport aux autres prix d'achat observés dans cette zone. Prière de corriger ou de confirmer avec le QG. Attention ! Mixeur/Presse-fruits non électrique a été revendu à 50000 Fcfa qui est relativement élevé par rapport aux autres prix de revente observés dans cette zone. Prière de corriger ou de confirmer avec le QG. </w:t>
         <w:br/>
         <w:t xml:space="preserve">- Attention ! Ventilateur sur pied a été revendu à 23000 Fcfa qui est relativement élevé par rapport aux autres prix de revente observés dans cette zone. Prière de corriger ou de confirmer avec le QG. </w:t>
         <w:br/>
-        <w:t xml:space="preserve">- Avertissement !! L'âge de l'article  Appareil TV dans ce ménages est très élevé (30), prière de corriger ou confirmer avec le QG. </w:t>
-        <w:br/>
-        <w:t xml:space="preserve">- Avertissement!!! Le prix d'achat (10000) de l'article  Bonbonne de gaz est inférieur aux prix de revente (90000)  avec l'âge du bien atteignant 5 ans. Prière de vérifier ou confirmer avec l'enquêté et mettre les bonnes valeurs après verification, s'il le faut. Attention ! Bonbonne de gaz a été revendu à 90000 Fcfa qui est relativement élevé par rapport aux autres prix de revente observés dans cette zone. Prière de corriger ou de confirmer avec le QG. </w:t>
-        <w:br/>
-        <w:t xml:space="preserve">- Le nombre d'article ( Salon  (Fauteuils et table basse))  dans ce ménages est élevé (5), prière de corriger ou confirmer avec le QG. </w:t>
-        <w:br/>
-        <w:t xml:space="preserve">- Le prix de revente de l'article  Mixeur/Presse-fruits non électrique ne doit pas être égal 0 même si le ménage l'a reçu en cadeau prière de leurs aider à faire une estimations. Attention ! Mixeur/Presse-fruits non électrique a été achété à 60000 Fcfa est relativement élevé par rapport aux autres prix d'achat observés dans cette zone. Prière de corriger ou de confirmer avec le QG. </w:t>
-        <w:br/>
-        <w:t>- Le prix de revente de l'article  Réfrigérateur ne doit pas être égal 0 même si le ménage l'a reçu en cadeau prière de leurs aider à faire une estimations.</w:t>
+        <w:t>- Le nombre d'article ( Salon  (Fauteuils et table basse))  dans ce ménages est élevé (5), prière de corriger ou confirmer avec le QG.</w:t>
       </w:r>
     </w:p>
     <w:p>
@@ -1949,7 +1922,7 @@
         <w:rPr>
           <w:sz w:val="20"/>
         </w:rPr>
-        <w:t>- Avertissement!!! Le ménage a consommé 14 Cuillère Petit de Chocolat pâte à tartiner, cette quantité semble anormale pour une consommation des 7 derniers jours.Prière de corriger ou de confirmer avec le QG. Avertissement!!! Le ménage a consommé 6 Paquet Moyen de Thé en sachet, cette quantité semble anormale pour une consommation des 7 derniers jours.Prière de corriger ou de confirmer avec le QG. Avertissement!! le prix unitaire (100 Fcfa) de Thé en sachet (unité: Paquet) de taille Moyen est très faible ou élevé. Prière de corriger ou de confirmer avec le QG.</w:t>
+        <w:t>- Attention ! Le prix unitaire d'achat (650 Fcfa) de Sucre en poudre  en Kg (taille unique) est relativement élevé par rapport aux autres prix observés dans cette zone. Prière de corriger ou de confirmer avec le QG. Avertissement!!! Le ménage a consommé 14 Cuillère Petit de Chocolat pâte à tartiner, cette quantité semble anormale pour une consommation des 7 derniers jours.Prière de corriger ou de confirmer avec le QG. Avertissement!!! Le ménage a consommé 6 Paquet Moyen de Thé en sachet, cette quantité semble anormale pour une consommation des 7 derniers jours.Prière de corriger ou de confirmer avec le QG. Avertissement!! le prix unitaire (100 Fcfa) de Thé en sachet (unité: Paquet) de taille Moyen est très faible ou élevé. Prière de corriger ou de confirmer avec le QG.</w:t>
       </w:r>
     </w:p>
     <w:p>
@@ -2411,8 +2384,6 @@
         <w:rPr>
           <w:sz w:val="20"/>
         </w:rPr>
-        <w:t xml:space="preserve">- Incoherence! Dibor Marone dispose d'un téléphone portable à s01q39, donc la raison évoquée ne peut pas être (ne dispose pas d'appareil). </w:t>
-        <w:br/>
         <w:t xml:space="preserve">- Les informations sur l'acte de naissance (ni Jours, ni mois et ni années) de  Babou Gackou  manquent, s'il vous plait pouvez-vous fournir d'effort pour avoir ces informations. </w:t>
         <w:br/>
         <w:t xml:space="preserve">- Les informations sur l'acte de naissance (ni Jours, ni mois et ni années) de  Fatou Marone  manquent, s'il vous plait pouvez-vous fournir d'effort pour avoir ces informations. </w:t>
@@ -2448,13 +2419,13 @@
         <w:rPr>
           <w:sz w:val="20"/>
         </w:rPr>
+        <w:t xml:space="preserve">- Incohérence ! le montant payé de Fatou Marone 2 pour la cotisation est très faible . veuillez, s'il vous plait, confirmer ces informations avec le QG ou apporter les corrections nécessaires. Dans les milieux urbains c'est peu probable de voir une école dont les élèves ou étudiants ne dépensent pas en frais d'uniformes, prière de verifier pour Fatou Marone 2 et corriger ou confirmer avec le QG. </w:t>
+        <w:br/>
         <w:t xml:space="preserve">- Dans les milieux urbains c'est peu probable de voir une école dont les élèves ou étudiants ne dépensent pas en frais d'uniformes, prière de verifier pour Awa Marone et corriger ou confirmer avec le QG. </w:t>
         <w:br/>
         <w:t xml:space="preserve">- Dans les milieux urbains c'est peu probable de voir une école dont les élèves ou étudiants ne dépensent pas en frais d'uniformes, prière de verifier pour Marie Marone et corriger ou confirmer avec le QG. </w:t>
         <w:br/>
         <w:t xml:space="preserve">- Dans les milieux urbains c'est peu probable de voir une école dont les élèves ou étudiants ne dépensent pas en frais d'uniformes, prière de verifier pour Marie Sene et corriger ou confirmer avec le QG. </w:t>
-        <w:br/>
-        <w:t xml:space="preserve">- Peu probable! Ablaye Sene  n'arrive pas  à comprendre un petit texte lu dans une langue locale (s02q03). Veuillez corriger ou donner des explications au QG. </w:t>
         <w:br/>
         <w:t xml:space="preserve">- Peu probable! Babou Gackou  n'arrive pas  à comprendre un petit texte lu dans une langue locale (s02q03). Veuillez corriger ou donner des explications au QG. </w:t>
         <w:br/>
@@ -2464,11 +2435,9 @@
         <w:br/>
         <w:t xml:space="preserve">- Peu probable! Farba Marone  n'arrive pas  à comprendre un petit texte lu dans une langue locale (s02q03). Veuillez corriger ou donner des explications au QG. Peu probable! Farba Marone  ne sait ni lire, ni écrire, ni comprendre dans aucune des langues  (s02q01,s02q02,s02q03). Veuillez corriger ou donner des explications au QG. Peu plausible Farba Marone fréquente au minimum le fondamental 1 mais ne sait ni lire ni comprendre la langue française, prière de corriger ou de confirmer avec le QG merci. Dans les milieux urbains c'est peu probable de voir une école dont les élèves ou étudiants ne dépensent pas en frais d'uniformes, prière de verifier pour Farba Marone et corriger ou confirmer avec le QG. </w:t>
         <w:br/>
-        <w:t xml:space="preserve">- Peu probable! Fatou Marone  n'arrive pas  à comprendre un petit texte lu dans une langue locale (s02q03). Veuillez corriger ou donner des explications au QG.  Incohérence ! le montant payé de Fatou Marone pour la cotisation est très faible . veuillez, s'il vous plait, confirmer ces informations avec le QG ou apporter les corrections nécessaires. Dans les milieux urbains c'est peu probable de voir une école dont les élèves ou étudiants ne dépensent pas en frais d'uniformes, prière de verifier pour Fatou Marone et corriger ou confirmer avec le QG. </w:t>
+        <w:t xml:space="preserve">- Peu probable! Fatou Marone  n'arrive pas  à comprendre un petit texte lu dans une langue locale (s02q03). Veuillez corriger ou donner des explications au QG.  Incohérence ! le montant payé de Fatou Marone pour la cotisation est très faible . veuillez, s'il vous plait, confirmer ces informations avec le QG ou apporter les corrections nécessaires. Dans les milieux urbains c'est peu probable de voir une école dont les élèves ou étudiants ne dépensent pas en frais d'uniformes, prière de verifier pour Fatou Marone et corriger ou confirmer avec le QG. Attention ! Le frais de scolarité (8000 Fcfa) de Fatou Marone en 4ème année de Primaire est relativement élevé par rapport aux autres frais de scolarités observés dans cette zone. Prière de corriger ou de confirmer avec le QG. </w:t>
         <w:br/>
-        <w:t xml:space="preserve">- Peu probable! Fatou Marone 2  n'arrive pas  à comprendre un petit texte lu dans une langue locale (s02q03). Veuillez corriger ou donner des explications au QG.  Incohérence ! le montant payé de Fatou Marone 2 pour la cotisation est très faible . veuillez, s'il vous plait, confirmer ces informations avec le QG ou apporter les corrections nécessaires. Dans les milieux urbains c'est peu probable de voir une école dont les élèves ou étudiants ne dépensent pas en frais d'uniformes, prière de verifier pour Fatou Marone 2 et corriger ou confirmer avec le QG. </w:t>
-        <w:br/>
-        <w:t xml:space="preserve">- Peu probable! Ibrahima Marone  n'arrive pas  à comprendre un petit texte lu dans une langue locale (s02q03). Veuillez corriger ou donner des explications au QG. Peu probable! Ibrahima Marone  ne sait ni lire, ni écrire, ni comprendre dans aucune des langues  (s02q01,s02q02,s02q03). Veuillez corriger ou donner des explications au QG. </w:t>
+        <w:t xml:space="preserve">- Peu probable! Ibrahima Marone  n'arrive pas  à comprendre un petit texte lu dans une langue locale (s02q03). Veuillez corriger ou donner des explications au QG. Avertissement!! Ibrahima Marone qui sait écrire en français doit pouvoir lire en français. </w:t>
         <w:br/>
         <w:t xml:space="preserve">- Peu probable! Khady Marone  n'arrive pas  à comprendre un petit texte lu dans une langue locale (s02q03). Veuillez corriger ou donner des explications au QG. Peu probable! Khady Marone  ne sait ni lire, ni écrire, ni comprendre dans aucune des langues  (s02q01,s02q02,s02q03). Veuillez corriger ou donner des explications au QG. </w:t>
         <w:br/>
@@ -2621,7 +2590,7 @@
         <w:rPr>
           <w:sz w:val="20"/>
         </w:rPr>
-        <w:t>- Avertissement!!! Le ménage a consommé 12 Paquet Moyen de Caramel, bonbons, confiseries, etc., cette quantité semble anormale pour une consommation des 7 derniers jours.Prière de corriger ou de confirmer avec le QG. Avertissement!!! Le ménage a consommé 14 Litre taille unique de Lait frais de vache, cette quantité semble anormale pour une consommation des 7 derniers jours.Prière de corriger ou de confirmer avec le QG. Avertissement!!! Le ménage a consommé 40 Cube Moyen de Cube alimentaire (Maggi, Jumbo, ), cette quantité semble anormale pour une consommation des 7 derniers jours.Prière de corriger ou de confirmer avec le QG. Avertissement!!! Le ménage a consommé 7 Paquet Moyen de Thé en sachet, cette quantité semble anormale pour une consommation des 7 derniers jours.Prière de corriger ou de confirmer avec le QG. Avertissement!! le prix unitaire (150 Fcfa) de Thé en sachet (unité: Paquet) de taille Moyen est très faible ou élevé. Prière de corriger ou de confirmer avec le QG. Avertissement!!!Le ménage a consommé 45 miche de Moyen de Pain moderne (Baguette)  ce qui semble incoherent pour une consommation aucours des 7 derniers jours, prière de verifier et corriger. Incohérence!! Dans ce ménage, chaque individus consomme par jour 7.746602 Kg  de cereale; Prière de revoir les quantités prises de ces produits. Incohérence!! Dans ce ménage, chaque individus consomme par jour 7.746602 Kg  de cereale; Prière de revoir les quantités prises de ces produits. Incohérence!! Dans ce ménage, chaque individus consomme par jour 7.746602 Kg  de cereale; Prière de revoir les quantités prises de ces produits.</w:t>
+        <w:t>- Attention ! Le prix unitaire d'achat (25 Fcfa) de Piment séché en Sachets (Moyen) est relativement faible par rapport aux autres prix observés dans cette zone. Prière de corriger ou de confirmer avec le QG. Avertissement!!! Le ménage a consommé 12 Paquet Moyen de Caramel, bonbons, confiseries, etc., cette quantité semble anormale pour une consommation des 7 derniers jours.Prière de corriger ou de confirmer avec le QG. Avertissement!!! Le ménage a consommé 14 Litre taille unique de Lait frais de vache, cette quantité semble anormale pour une consommation des 7 derniers jours.Prière de corriger ou de confirmer avec le QG. Avertissement!!! Le ménage a consommé 40 Cube Moyen de Cube alimentaire (Maggi, Jumbo, ), cette quantité semble anormale pour une consommation des 7 derniers jours.Prière de corriger ou de confirmer avec le QG. Avertissement!!! Le ménage a consommé 7 Paquet Moyen de Thé en sachet, cette quantité semble anormale pour une consommation des 7 derniers jours.Prière de corriger ou de confirmer avec le QG. Avertissement!! le prix unitaire (150 Fcfa) de Thé en sachet (unité: Paquet) de taille Moyen est très faible ou élevé. Prière de corriger ou de confirmer avec le QG. Avertissement!!!Le ménage a consommé 45 miche de Moyen de Pain moderne (Baguette)  ce qui semble incoherent pour une consommation aucours des 7 derniers jours, prière de verifier et corriger. Incohérence!! Dans ce ménage, chaque individus consomme par jour 13.69419 Kg  de cereale; Prière de revoir les quantités prises de ces produits. Incohérence!! Dans ce ménage, chaque individus consomme par jour 13.69419 Kg  de cereale; Prière de revoir les quantités prises de ces produits. Incohérence!! Dans ce ménage, chaque individus consomme par jour 13.69419 Kg  de cereale; Prière de revoir les quantités prises de ces produits.</w:t>
       </w:r>
     </w:p>
     <w:p>
@@ -2897,7 +2866,13 @@
         <w:rPr>
           <w:sz w:val="20"/>
         </w:rPr>
+        <w:t xml:space="preserve">- Attention ! Abreuvoir / Mangeoire a été achété à 40000 Fcfa est relativement élevé par rapport aux autres prix d'achat observés dans cette zone. Prière de corriger ou de confirmer avec le QG. Attention ! Abreuvoir / Mangeoire a été revendu à 40000 Fcfa qui est relativement élevé par rapport aux autres prix de revente observés dans cette zone. Prière de corriger ou de confirmer avec le QG. </w:t>
+        <w:br/>
         <w:t xml:space="preserve">- Attention ! Faucheuse a été revendu à 1000 Fcfa qui est relativement élevé par rapport aux autres prix de revente observés dans cette zone. Prière de corriger ou de confirmer avec le QG. </w:t>
+        <w:br/>
+        <w:t xml:space="preserve">- Attention ! Machette a été achété à 4000 Fcfa est relativement élevé par rapport aux autres prix d'achat observés dans cette zone. Prière de corriger ou de confirmer avec le QG. Attention ! Machette a été revendu à 4000 Fcfa qui est relativement élevé par rapport aux autres prix de revente observés dans cette zone. Prière de corriger ou de confirmer avec le QG. </w:t>
+        <w:br/>
+        <w:t xml:space="preserve">- Attention ! Semoir a été revendu à 110000 Fcfa qui est relativement élevé par rapport aux autres prix de revente observés dans cette zone. Prière de corriger ou de confirmer avec le QG. </w:t>
         <w:br/>
         <w:t xml:space="preserve">- Avertissement!! Le nombre (18)  de Houe/daba/hilaire est élevé, prière de corriger ou confirmer avec le QG. </w:t>
         <w:br/>
@@ -3307,27 +3282,6 @@
           <w:color w:val="4672C4"/>
           <w:sz w:val="22"/>
         </w:rPr>
-        <w:t>&gt;&gt; Section3 - Sante</w:t>
-      </w:r>
-    </w:p>
-    <w:p>
-      <w:pPr>
-        <w:ind w:left="283"/>
-      </w:pPr>
-      <w:r>
-        <w:rPr>
-          <w:sz w:val="20"/>
-        </w:rPr>
-        <w:t>- Vous déclarez que Amath Kama 2 dans ce ménage s'est consulté dans un service de santé, ou chez un guérisseur au cours des 3 derniers mois sans hospitalisation (ne pas considérer les consultations prénatales) q13=Oui, mais vous avez pris NSP partout de la question q14 à q21.</w:t>
-      </w:r>
-    </w:p>
-    <w:p>
-      <w:r>
-        <w:rPr>
-          <w:b/>
-          <w:color w:val="4672C4"/>
-          <w:sz w:val="22"/>
-        </w:rPr>
         <w:t>&gt;&gt; Section4a - Emploi</w:t>
       </w:r>
     </w:p>
@@ -3353,27 +3307,6 @@
           <w:color w:val="4672C4"/>
           <w:sz w:val="22"/>
         </w:rPr>
-        <w:t>&gt;&gt; Section4b - Emploi - Activite principale</w:t>
-      </w:r>
-    </w:p>
-    <w:p>
-      <w:pPr>
-        <w:ind w:left="283"/>
-      </w:pPr>
-      <w:r>
-        <w:rPr>
-          <w:sz w:val="20"/>
-        </w:rPr>
-        <w:t>- Prière de changer la branche d'activité de Amath Kama, les agriculteurs dont leurs cultures est principalement destiné à la consommation du ménage sont des (Agriculteurs, subsistances) et ceux qui le font avec l'élevage sont des (Agriculteurs et eleveurs, subsistances)</w:t>
-      </w:r>
-    </w:p>
-    <w:p>
-      <w:r>
-        <w:rPr>
-          <w:b/>
-          <w:color w:val="4672C4"/>
-          <w:sz w:val="22"/>
-        </w:rPr>
         <w:t>&gt;&gt; Section7b - Consommation alimentaire - 7 jours</w:t>
       </w:r>
     </w:p>
@@ -3385,28 +3318,7 @@
         <w:rPr>
           <w:sz w:val="20"/>
         </w:rPr>
-        <w:t>- Attention ! Le prix unitaire d'achat (1200 Fcfa) de Sucre en poudre  en Kg (taille unique) est relativement élevé par rapport aux autres prix observés dans cette zone. Prière de corriger ou de confirmer avec le QG. Attention ! Le prix unitaire d'achat (200 Fcfa) de Feuilles de patate en Sachets (Petit) est relativement élevé par rapport aux autres prix observés dans cette zone. Prière de corriger ou de confirmer avec le QG. Attention ! Le prix unitaire d'achat (200 Fcfa) de Tamarin noir en Sachets (Moyen) est relativement élevé par rapport aux autres prix observés dans cette zone. Prière de corriger ou de confirmer avec le QG. Attention ! Le prix unitaire d'achat (50 Fcfa) de Carotte en Pièce (Moyen) est relativement faible par rapport aux autres prix observés dans cette zone. Prière de corriger ou de confirmer avec le QG. Avertissement!! La quantité (4 litre) du produit Huile de soja  consommée  par le ménage semble très élevé, prière de corriger ou confirmer avec le QG. Avertissement!!! Le ménage a consommé 30 Cuillère Petit de Chocolat pâte à tartiner, cette quantité semble anormale pour une consommation des 7 derniers jours.Prière de corriger ou de confirmer avec le QG. Avertissement!!! Le ménage a consommé 36 Cube Moyen de Cube alimentaire (Maggi, Jumbo, ), cette quantité semble anormale pour une consommation des 7 derniers jours.Prière de corriger ou de confirmer avec le QG. Avertissement!!! Le ménage a consommé 7 Paquet Moyen de Thé en sachet, cette quantité semble anormale pour une consommation des 7 derniers jours.Prière de corriger ou de confirmer avec le QG. Avertissement!! le prix unitaire (150 Fcfa) de Thé en sachet (unité: Paquet) de taille Moyen est très faible ou élevé. Prière de corriger ou de confirmer avec le QG. Avertissement!!!Le ménage a consommé 45.5 miche de Moyen de Pain moderne (Baguette)  ce qui semble incoherent pour une consommation aucours des 7 derniers jours, prière de verifier et corriger. Incohérence!! Dans ce ménage, chaque individus consomme par jour 17.48528 Kg  de cereale; Prière de revoir les quantités prises de ces produits. Incohérence!! Dans ce ménage, chaque individus consomme par jour 17.48528 Kg  de cereale; Prière de revoir les quantités prises de ces produits. Incohérence!! Dans ce ménage, chaque individus consomme par jour 17.48528 Kg  de cereale; Prière de revoir les quantités prises de ces produits. Le prix d'achat unitaire (1 Fcfa) de Citron en Pièce de taille Moyen  est invraisemblable, prière de regarder les reponses prises dans les questions s07bq07a s07bq07b s07bq07c s07bq08 pour mieux corriger.</w:t>
-      </w:r>
-    </w:p>
-    <w:p>
-      <w:r>
-        <w:rPr>
-          <w:b/>
-          <w:color w:val="4672C4"/>
-          <w:sz w:val="22"/>
-        </w:rPr>
-        <w:t>&gt;&gt; Section9d - Depenses non-alimentaires - 3 mois</w:t>
-      </w:r>
-    </w:p>
-    <w:p>
-      <w:pPr>
-        <w:ind w:left="283"/>
-      </w:pPr>
-      <w:r>
-        <w:rPr>
-          <w:sz w:val="20"/>
-        </w:rPr>
-        <w:t>- Peu plausible! le montant de la dépense pour Autres services récréatifs: services de photographe (développement, tirage), photo d'identité, etc semble trop faible. Veuillez, s'il vous plaît, confirmer cette information avec le QG ou la corriger.</w:t>
+        <w:t>- Attention ! Le prix unitaire d'achat (100 Fcfa) de Mâchoiron séchée (Kon) en Tas (Moyen) est relativement faible par rapport aux autres prix observés dans cette zone. Prière de corriger ou de confirmer avec le QG. Attention ! Le prix unitaire d'achat (1200 Fcfa) de Sucre en poudre  en Kg (taille unique) est relativement élevé par rapport aux autres prix observés dans cette zone. Prière de corriger ou de confirmer avec le QG. Attention ! Le prix unitaire d'achat (200 Fcfa) de Feuilles de patate en Sachets (Petit) est relativement élevé par rapport aux autres prix observés dans cette zone. Prière de corriger ou de confirmer avec le QG. Attention ! Le prix unitaire d'achat (50 Fcfa) de Carotte en Pièce (Moyen) est relativement faible par rapport aux autres prix observés dans cette zone. Prière de corriger ou de confirmer avec le QG. Avertissement!! La quantité (4 litre) du produit Huile de soja  consommée  par le ménage semble très élevé, prière de corriger ou confirmer avec le QG. Avertissement!!! Le ménage a consommé 30 Cuillère Petit de Chocolat pâte à tartiner, cette quantité semble anormale pour une consommation des 7 derniers jours.Prière de corriger ou de confirmer avec le QG. Avertissement!!! Le ménage a consommé 36 Cube Moyen de Cube alimentaire (Maggi, Jumbo, ), cette quantité semble anormale pour une consommation des 7 derniers jours.Prière de corriger ou de confirmer avec le QG. Avertissement!!! Le ménage a consommé 7 Paquet Moyen de Thé en sachet, cette quantité semble anormale pour une consommation des 7 derniers jours.Prière de corriger ou de confirmer avec le QG. Avertissement!! le prix unitaire (150 Fcfa) de Thé en sachet (unité: Paquet) de taille Moyen est très faible ou élevé. Prière de corriger ou de confirmer avec le QG. Avertissement!!!Le ménage a consommé 45.5 miche de Moyen de Pain moderne (Baguette)  ce qui semble incoherent pour une consommation aucours des 7 derniers jours, prière de verifier et corriger. Incohérence!! Dans ce ménage, chaque individus consomme par jour 33.14868 Kg  de cereale; Prière de revoir les quantités prises de ces produits. Incohérence!! Dans ce ménage, chaque individus consomme par jour 33.14868 Kg  de cereale; Prière de revoir les quantités prises de ces produits. Incohérence!! Dans ce ménage, chaque individus consomme par jour 33.14868 Kg  de cereale; Prière de revoir les quantités prises de ces produits.</w:t>
       </w:r>
     </w:p>
     <w:p>
@@ -3448,8 +3360,6 @@
         <w:rPr>
           <w:sz w:val="20"/>
         </w:rPr>
-        <w:t xml:space="preserve">- Attention ! Appareil TV a été revendu à 150000 Fcfa qui est relativement élevé par rapport aux autres prix de revente observés dans cette zone. Prière de corriger ou de confirmer avec le QG. </w:t>
-        <w:br/>
         <w:t>- Avertissement!!! Le prix d'achat (5000) de l'article  Bonbonne de gaz est inférieur aux prix de revente (20000)  avec l'âge du bien atteignant 9 ans. Prière de vérifier ou confirmer avec l'enquêté et mettre les bonnes valeurs après verification, s'il le faut.</w:t>
       </w:r>
     </w:p>
@@ -3513,7 +3423,7 @@
         <w:rPr>
           <w:sz w:val="20"/>
         </w:rPr>
-        <w:t>- Avertissement!! Le prix d'achat (40000 FCFA) de Semoir est inférieur aux prix de revente (50000 FCFA), prière de verifier et corriger ou confirmer l'information avec le QG.</w:t>
+        <w:t>- Avertissement!! Le prix d'achat (40000 FCFA) de Semoir est inférieur aux prix de revente (50000 FCFA), prière de verifier et corriger ou confirmer l'information avec le QG. Attention ! Semoir a été revendu à 40000 Fcfa qui est relativement faible par rapport aux autres prix de revente observés dans cette zone. Prière de corriger ou de confirmer avec le QG.</w:t>
       </w:r>
     </w:p>
     <w:p>
@@ -4002,7 +3912,7 @@
         <w:rPr>
           <w:sz w:val="20"/>
         </w:rPr>
-        <w:t>- La dernière fois que vous avez acheté Ail est à domicile et semble exister dans les modalités, prière de prendre attache avec le QG pour plus d'explication afin de la classer bien.  La dernière fois que vous avez acheté Aubergine   est à domicile et semble exister dans les modalités, prière de prendre attache avec le QG pour plus d'explication afin de la classer bien.  La dernière fois que vous avez acheté Aubergine sauvage  est à domicile et semble exister dans les modalités, prière de prendre attache avec le QG pour plus d'explication afin de la classer bien.  La dernière fois que vous avez acheté Carotte est à domicile et semble exister dans les modalités, prière de prendre attache avec le QG pour plus d'explication afin de la classer bien.  La dernière fois que vous avez acheté Courge est à domicile et semble exister dans les modalités, prière de prendre attache avec le QG pour plus d'explication afin de la classer bien.  La dernière fois que vous avez acheté Cube alimentaire (Maggi, Jumbo, ) est à domicile et semble exister dans les modalités, prière de prendre attache avec le QG pour plus d'explication afin de la classer bien.  La dernière fois que vous avez acheté Feuilles de patate est chez un voisin et semble exister dans les modalités, prière de prendre attache avec le QG pour plus d'explication afin de la classer bien.  La dernière fois que vous avez acheté Oignon frais est à domicile et semble exister dans les modalités, prière de prendre attache avec le QG pour plus d'explication afin de la classer bien.  La dernière fois que vous avez acheté Piment séché est à domicile et semble exister dans les modalités, prière de prendre attache avec le QG pour plus d'explication afin de la classer bien.  La dernière fois que vous avez acheté Poivre est à domicile et semble exister dans les modalités, prière de prendre attache avec le QG pour plus d'explication afin de la classer bien.  La dernière fois que vous avez acheté Poivron frais est à domicile et semble exister dans les modalités, prière de prendre attache avec le QG pour plus d'explication afin de la classer bien.  La dernière fois que vous avez acheté Soumbala (moutarde africaine) est à domicile et semble exister dans les modalités, prière de prendre attache avec le QG pour plus d'explication afin de la classer bien.  La dernière fois que vous avez acheté Tomate fraîche est à domicile et semble exister dans les modalités, prière de prendre attache avec le QG pour plus d'explication afin de la classer bien. Avertissement!! La quantité (4 litre) du produit Huile de soja  consommée  par le ménage semble très élevé, prière de corriger ou confirmer avec le QG. Avertissement!!! Le ménage a consommé 14 Bidon 20l taille unique de Eau minérale/filtrée en bouteille locale, cette quantité semble anormale pour une consommation des 7 derniers jours, prière de verifier et corriger. Avertissement!!! Le ménage a consommé 4 Paquet Petit de Thé en sachet, cette quantité semble anormale pour une consommation des 7 derniers jours.Prière de corriger ou de confirmer avec le QG. Avertissement!! le prix unitaire (125 Fcfa) de Thé en sachet (unité: Paquet) de taille Petit est très faible ou élevé. Prière de corriger ou de confirmer avec le QG. Incohérence!! Dans ce ménage, chaque individus consomme par jour 14.27496 Kg  de cereale; Prière de revoir les quantités prises de ces produits. Incohérence!! Dans ce ménage, chaque individus consomme par jour 14.27496 Kg  de cereale; Prière de revoir les quantités prises de ces produits. Incohérence!! Dans ce ménage, chaque individus consomme par jour 14.27496 Kg  de cereale; Prière de revoir les quantités prises de ces produits.</w:t>
+        <w:t>- La dernière fois que vous avez acheté Ail est à domicile et semble exister dans les modalités, prière de prendre attache avec le QG pour plus d'explication afin de la classer bien.  La dernière fois que vous avez acheté Aubergine   est à domicile et semble exister dans les modalités, prière de prendre attache avec le QG pour plus d'explication afin de la classer bien.  La dernière fois que vous avez acheté Aubergine sauvage  est à domicile et semble exister dans les modalités, prière de prendre attache avec le QG pour plus d'explication afin de la classer bien.  La dernière fois que vous avez acheté Carotte est à domicile et semble exister dans les modalités, prière de prendre attache avec le QG pour plus d'explication afin de la classer bien.  La dernière fois que vous avez acheté Courge est à domicile et semble exister dans les modalités, prière de prendre attache avec le QG pour plus d'explication afin de la classer bien.  La dernière fois que vous avez acheté Feuilles de patate est chez un voisin et semble exister dans les modalités, prière de prendre attache avec le QG pour plus d'explication afin de la classer bien.  La dernière fois que vous avez acheté Oignon frais est à domicile et semble exister dans les modalités, prière de prendre attache avec le QG pour plus d'explication afin de la classer bien.  La dernière fois que vous avez acheté Piment séché est à domicile et semble exister dans les modalités, prière de prendre attache avec le QG pour plus d'explication afin de la classer bien.  La dernière fois que vous avez acheté Poivre est à domicile et semble exister dans les modalités, prière de prendre attache avec le QG pour plus d'explication afin de la classer bien.  La dernière fois que vous avez acheté Poivron frais est à domicile et semble exister dans les modalités, prière de prendre attache avec le QG pour plus d'explication afin de la classer bien.  La dernière fois que vous avez acheté Soumbala (moutarde africaine) est à domicile et semble exister dans les modalités, prière de prendre attache avec le QG pour plus d'explication afin de la classer bien.  La dernière fois que vous avez acheté Tomate fraîche est à domicile et semble exister dans les modalités, prière de prendre attache avec le QG pour plus d'explication afin de la classer bien. Attention ! Le prix unitaire d'achat (31.25 Fcfa) de Cube alimentaire (Maggi, Jumbo, ) en Cube (Petit) est relativement faible par rapport aux autres prix observés dans cette zone. Prière de corriger ou de confirmer avec le QG.  La dernière fois que vous avez acheté Cube alimentaire (Maggi, Jumbo, ) est à domicile et semble exister dans les modalités, prière de prendre attache avec le QG pour plus d'explication afin de la classer bien. Avertissement!! La quantité (4 litre) du produit Huile de soja  consommée  par le ménage semble très élevé, prière de corriger ou confirmer avec le QG. Avertissement!!! Le ménage a consommé 14 Bidon 20l taille unique de Eau minérale/filtrée en bouteille locale, cette quantité semble anormale pour une consommation des 7 derniers jours, prière de verifier et corriger. Avertissement!!! Le ménage a consommé 4 Paquet Petit de Thé en sachet, cette quantité semble anormale pour une consommation des 7 derniers jours.Prière de corriger ou de confirmer avec le QG. Avertissement!! le prix unitaire (125 Fcfa) de Thé en sachet (unité: Paquet) de taille Petit est très faible ou élevé. Prière de corriger ou de confirmer avec le QG. Incohérence!! Dans ce ménage, chaque individus consomme par jour 23.15177 Kg  de cereale; Prière de revoir les quantités prises de ces produits. Incohérence!! Dans ce ménage, chaque individus consomme par jour 23.15177 Kg  de cereale; Prière de revoir les quantités prises de ces produits. Incohérence!! Dans ce ménage, chaque individus consomme par jour 23.15177 Kg  de cereale; Prière de revoir les quantités prises de ces produits.</w:t>
       </w:r>
     </w:p>
     <w:p>
@@ -4098,27 +4008,6 @@
           <w:color w:val="4672C4"/>
           <w:sz w:val="22"/>
         </w:rPr>
-        <w:t>&gt;&gt; Section12 - Actifs du menage</w:t>
-      </w:r>
-    </w:p>
-    <w:p>
-      <w:pPr>
-        <w:ind w:left="283"/>
-      </w:pPr>
-      <w:r>
-        <w:rPr>
-          <w:sz w:val="20"/>
-        </w:rPr>
-        <w:t>- Attention ! Fer à repasser à charbon a été revendu à 5000 Fcfa qui est relativement élevé par rapport aux autres prix de revente observés dans cette zone. Prière de corriger ou de confirmer avec le QG.</w:t>
-      </w:r>
-    </w:p>
-    <w:p>
-      <w:r>
-        <w:rPr>
-          <w:b/>
-          <w:color w:val="4672C4"/>
-          <w:sz w:val="22"/>
-        </w:rPr>
         <w:t>&gt;&gt; Section14 - Chocs</w:t>
       </w:r>
     </w:p>
@@ -4153,15 +4042,15 @@
         </w:rPr>
         <w:t xml:space="preserve">- Avertissement!! Le champs a comme nom (Champ1) qui ne semble pas être un bon nom ou contient des lettres, prière de mettre le vrai nom du champs. Avertissement!! La parcelle a comme nom (Parcelle1) qui ne semble pas être un bon nom ou contient des lettres, prière de mettre le vrai nom de la parcelle. Le nombre d'homme de 15 ans et plus (16) non membre du ménage de MOUSSA DIOUF ayant travaillé dans la parcelle Parcelle1 pour la période des récoltes semble élevé, prière de corriger. Le nombre de personnes toutes catégories confondues des main-d'oeuvre non-familiale sur la parcelle Parcelle1 au cours de la campagne pour la période des récoltes est de 16 personnes qui semble faible ou élevé. Merci de corriger. Le salaire total payé de toutes catégories confondues par le ménage MOUSSA DIOUF pour la main-d'oeuvre non-familiale sur la parcelle Parcelle1 au cours de la campagne pour la période des récoltes est de 0 qui semble élevé ou faible. Merci de corriger. La superficie de la parcelle Parcelle1 selon les mesures GPS est de 6394.29 hectare qui semble élevé ou faible, prière de corriger. </w:t>
         <w:br/>
-        <w:t xml:space="preserve">- Avertissement!! Le champs a comme nom (Champ1) qui ne semble pas être un bon nom ou contient des lettres, prière de mettre le vrai nom du champs. Avertissement!! La parcelle a comme nom (Parcelle1) qui ne semble pas être un bon nom ou contient des lettres, prière de mettre le vrai nom de la parcelle. Le nombre d'homme de 15 ans et plus (22) non membre du ménage de MOUSSA DIOUF ayant travaillé dans la parcelle Parcelle1 pour la période des récoltes semble élevé, prière de corriger. Le nombre de femme de 15 ans et plus (17) non membre du ménage de MOUSSA DIOUF ayant travaillé dans la parcelle Parcelle1 pour la pour la période des récoltes semble élevé, prière de corriger. Le nombre de personnes toutes catégories confondues des main-d'oeuvre non-familiale sur la parcelle Parcelle1 au cours de la campagne pour la période des récoltes est de 39 personnes qui semble faible ou élevé. Merci de corriger. Le salaire total payé de toutes catégories confondues par le ménage MOUSSA DIOUF pour la main-d'oeuvre non-familiale sur la parcelle Parcelle1 au cours de la campagne pour la période des récoltes est de 0 qui semble élevé ou faible. Merci de corriger. La superficie de la parcelle Parcelle1 selon les mesures GPS est de .a hectare qui semble élevé ou faible, prière de corriger. </w:t>
+        <w:t xml:space="preserve">- Avertissement!! Le champs a comme nom (Champ1) qui ne semble pas être un bon nom ou contient des lettres, prière de mettre le vrai nom du champs. Avertissement!! La parcelle a comme nom (Parcelle1) qui ne semble pas être un bon nom ou contient des lettres, prière de mettre le vrai nom de la parcelle. Le nombre d'homme de 15 ans et plus (22) non membre du ménage de MOUSSA DIOUF ayant travaillé dans la parcelle Parcelle1 pour la période des récoltes semble élevé, prière de corriger. Le nombre de femme de 15 ans et plus (17) non membre du ménage de MOUSSA DIOUF ayant travaillé dans la parcelle Parcelle1 pour la pour la période des récoltes semble élevé, prière de corriger. Le nombre de personnes toutes catégories confondues des main-d'oeuvre non-familiale sur la parcelle Parcelle1 au cours de la campagne pour la période des récoltes est de 39 personnes qui semble faible ou élevé. Merci de corriger. Le salaire total payé de toutes catégories confondues par le ménage MOUSSA DIOUF pour la main-d'oeuvre non-familiale sur la parcelle Parcelle1 au cours de la campagne pour la période des récoltes est de 0 qui semble élevé ou faible. Merci de corriger. La raison principale de la non mesure de la parcelle Parcelle1 est Le propriétaire n’accépte pas la prise de mesures et semble exister dans les modalités, prière de prendre attache avec le QG pour plus d'explication afin de la classer bien. </w:t>
         <w:br/>
         <w:t xml:space="preserve">- Avertissement!! Le champs a comme nom (Champ1) qui ne semble pas être un bon nom ou contient des lettres, prière de mettre le vrai nom du champs. Avertissement!! La parcelle a comme nom (Parcelle1) qui ne semble pas être un bon nom ou contient des lettres, prière de mettre le vrai nom de la parcelle. Le nombre d'homme de 15 ans et plus (22) non membre du ménage de MOUSSA DIOUF ayant travaillé dans la parcelle Parcelle1 pour la période des récoltes semble élevé, prière de corriger. Le nombre de femme de 15 ans et plus (17) non membre du ménage de MOUSSA DIOUF ayant travaillé dans la parcelle Parcelle1 pour la pour la période des récoltes semble élevé, prière de corriger. Le nombre de personnes toutes catégories confondues des main-d'oeuvre non-familiale sur la parcelle Parcelle1 au cours de la campagne pour la période des récoltes est de 39 personnes qui semble faible ou élevé. Merci de corriger. Le salaire total payé de toutes catégories confondues par le ménage MOUSSA DIOUF pour la main-d'oeuvre non-familiale sur la parcelle Parcelle1 au cours de la campagne pour la période des récoltes est de 0 qui semble élevé ou faible. Merci de corriger. La superficie de la parcelle Parcelle1 selon les mesures GPS est de 9745.02 hectare qui semble élevé ou faible, prière de corriger. </w:t>
         <w:br/>
-        <w:t xml:space="preserve">- Avertissement!! Le champs a comme nom (Champ1) qui ne semble pas être un bon nom ou contient des lettres, prière de mettre le vrai nom du champs. Avertissement!! La parcelle a comme nom (Parcelle1) qui ne semble pas être un bon nom ou contient des lettres, prière de mettre le vrai nom de la parcelle. Le nombre d'homme de 15 ans et plus (22) non membre du ménage de MOUSSA DIOUF ayant travaillé dans la parcelle Parcelle1 pour la période des récoltes semble élevé, prière de corriger. Le nombre de personnes toutes catégories confondues des main-d'oeuvre non-familiale sur la parcelle Parcelle1 au cours de la campagne pour la période des récoltes est de 22 personnes qui semble faible ou élevé. Merci de corriger. Le salaire total payé de toutes catégories confondues par le ménage MOUSSA DIOUF pour la main-d'oeuvre non-familiale sur la parcelle Parcelle1 au cours de la campagne pour la période des récoltes est de 0 qui semble élevé ou faible. Merci de corriger. La superficie de la parcelle Parcelle1 selon les mesures GPS est de .a hectare qui semble élevé ou faible, prière de corriger. </w:t>
+        <w:t xml:space="preserve">- Avertissement!! Le champs a comme nom (Champ1) qui ne semble pas être un bon nom ou contient des lettres, prière de mettre le vrai nom du champs. Avertissement!! La parcelle a comme nom (Parcelle1) qui ne semble pas être un bon nom ou contient des lettres, prière de mettre le vrai nom de la parcelle. Le nombre d'homme de 15 ans et plus (22) non membre du ménage de MOUSSA DIOUF ayant travaillé dans la parcelle Parcelle1 pour la période des récoltes semble élevé, prière de corriger. Le nombre de personnes toutes catégories confondues des main-d'oeuvre non-familiale sur la parcelle Parcelle1 au cours de la campagne pour la période des récoltes est de 22 personnes qui semble faible ou élevé. Merci de corriger. Le salaire total payé de toutes catégories confondues par le ménage MOUSSA DIOUF pour la main-d'oeuvre non-familiale sur la parcelle Parcelle1 au cours de la campagne pour la période des récoltes est de 0 qui semble élevé ou faible. Merci de corriger. La raison principale de la non mesure de la parcelle Parcelle1 est Le propriétaire n’accepte pas la prise de mesures et semble exister dans les modalités, prière de prendre attache avec le QG pour plus d'explication afin de la classer bien. </w:t>
         <w:br/>
         <w:t xml:space="preserve">- Avertissement!! Le champs a comme nom (Champ1) qui ne semble pas être un bon nom ou contient des lettres, prière de mettre le vrai nom du champs. Avertissement!! La parcelle a comme nom (Parcelle1) qui ne semble pas être un bon nom ou contient des lettres, prière de mettre le vrai nom de la parcelle. Le salaire total payé de toutes catégories confondues par le ménage MOUSSA DIOUF pour la main-d'oeuvre non-familiale sur la parcelle Parcelle1 au cours de la campagne pour la période des récoltes est de 0 qui semble élevé ou faible. Merci de corriger. La superficie de la parcelle Parcelle1 selon les mesures GPS est de 5775.32 hectare qui semble élevé ou faible, prière de corriger. </w:t>
         <w:br/>
-        <w:t xml:space="preserve">- Avertissement!! Le champs a comme nom (Champ1) qui ne semble pas être un bon nom ou contient des lettres, prière de mettre le vrai nom du champs. Avertissement!! La parcelle a comme nom (parcelle1) qui ne semble pas être un bon nom ou contient des lettres, prière de mettre le vrai nom de la parcelle. Le nombre d'homme de 15 ans et plus (16) non membre du ménage de MOUSSA DIOUF ayant travaillé dans la parcelle parcelle1 pour la période des récoltes semble élevé, prière de corriger. Le nombre de personnes toutes catégories confondues des main-d'oeuvre non-familiale sur la parcelle parcelle1 au cours de la campagne pour la période des récoltes est de 16 personnes qui semble faible ou élevé. Merci de corriger. Le salaire total payé de toutes catégories confondues par le ménage MOUSSA DIOUF pour la main-d'oeuvre non-familiale sur la parcelle parcelle1 au cours de la campagne pour la période des récoltes est de 0 qui semble élevé ou faible. Merci de corriger. La superficie de la parcelle parcelle1 selon les mesures GPS est de .a hectare qui semble élevé ou faible, prière de corriger. </w:t>
+        <w:t xml:space="preserve">- Avertissement!! Le champs a comme nom (Champ1) qui ne semble pas être un bon nom ou contient des lettres, prière de mettre le vrai nom du champs. Avertissement!! La parcelle a comme nom (parcelle1) qui ne semble pas être un bon nom ou contient des lettres, prière de mettre le vrai nom de la parcelle. Le nombre d'homme de 15 ans et plus (16) non membre du ménage de MOUSSA DIOUF ayant travaillé dans la parcelle parcelle1 pour la période des récoltes semble élevé, prière de corriger. Le nombre de personnes toutes catégories confondues des main-d'oeuvre non-familiale sur la parcelle parcelle1 au cours de la campagne pour la période des récoltes est de 16 personnes qui semble faible ou élevé. Merci de corriger. Le salaire total payé de toutes catégories confondues par le ménage MOUSSA DIOUF pour la main-d'oeuvre non-familiale sur la parcelle parcelle1 au cours de la campagne pour la période des récoltes est de 0 qui semble élevé ou faible. Merci de corriger. La raison principale de la non mesure de la parcelle parcelle1 est le propriétaire n’accepte pas la prise de mesures et semble exister dans les modalités, prière de prendre attache avec le QG pour plus d'explication afin de la classer bien. </w:t>
         <w:br/>
         <w:t>- Avertissement!! Le champs a comme nom (Champ1) qui ne semble pas être un bon nom ou contient des lettres, prière de mettre le vrai nom du champs. Avertissement!! La parcelle a comme nom (parcelle1) qui ne semble pas être un bon nom ou contient des lettres, prière de mettre le vrai nom de la parcelle. Le nombre d'homme de 15 ans et plus (20) non membre du ménage de MOUSSA DIOUF ayant travaillé dans la parcelle parcelle1 pour la période des récoltes semble élevé, prière de corriger. Le nombre de femme de 15 ans et plus (16) non membre du ménage de MOUSSA DIOUF ayant travaillé dans la parcelle parcelle1 pour la pour la période des récoltes semble élevé, prière de corriger. Le nombre de personnes toutes catégories confondues des main-d'oeuvre non-familiale sur la parcelle parcelle1 au cours de la campagne pour la période des récoltes est de 36 personnes qui semble faible ou élevé. Merci de corriger. Le salaire total payé de toutes catégories confondues par le ménage MOUSSA DIOUF pour la main-d'oeuvre non-familiale sur la parcelle parcelle1 au cours de la campagne pour la période des récoltes est de 0 qui semble élevé ou faible. Merci de corriger. La superficie de la parcelle parcelle1 selon les mesures GPS est de 3553.61 hectare qui semble élevé ou faible, prière de corriger.</w:t>
       </w:r>
@@ -4255,7 +4144,7 @@
         <w:rPr>
           <w:sz w:val="20"/>
         </w:rPr>
-        <w:t>- Attention ! Charrettes a été revendu à 150000 Fcfa qui est relativement élevé par rapport aux autres prix de revente observés dans cette zone. Prière de corriger ou de confirmer avec le QG.</w:t>
+        <w:t>- Attention ! Hache-Paille a été revendu à 4000 Fcfa qui est relativement élevé par rapport aux autres prix de revente observés dans cette zone. Prière de corriger ou de confirmer avec le QG.</w:t>
       </w:r>
     </w:p>
     <w:p>
@@ -4618,7 +4507,7 @@
         <w:br/>
         <w:t xml:space="preserve">- Les informations sur l'acte de naissance (ni Jours, ni mois et ni années) de  AWA  KÉBÉ  manquent, s'il vous plait pouvez-vous fournir d'effort pour avoir ces informations. </w:t>
         <w:br/>
-        <w:t xml:space="preserve">- Les informations sur l'acte de naissance (ni Jours, ni mois et ni années) de  AWA DIOUF  manquent, s'il vous plait pouvez-vous fournir d'effort pour avoir ces informations. Incoherence! AWA DIOUF dispose d'un téléphone portable à s01q39, donc la raison évoquée ne peut pas être (ne dispose pas d'appareil). </w:t>
+        <w:t xml:space="preserve">- Les informations sur l'acte de naissance (ni Jours, ni mois et ni années) de  AWA DIOUF  manquent, s'il vous plait pouvez-vous fournir d'effort pour avoir ces informations. </w:t>
         <w:br/>
         <w:t xml:space="preserve">- Les informations sur l'acte de naissance (ni Jours, ni mois et ni années) de  DIEYNABA  BARRY  manquent, s'il vous plait pouvez-vous fournir d'effort pour avoir ces informations. </w:t>
         <w:br/>
@@ -4653,11 +4542,11 @@
         <w:rPr>
           <w:sz w:val="20"/>
         </w:rPr>
-        <w:t xml:space="preserve">- Avertissement!!! L'âge de AWA DIOUF avec son niveau d'étude ( Secondaire général ou technique) semble incoherent, veuillez confirmer cette information avec le QG ou corriger l'incohérence. Dans les milieux urbains c'est peu probable de voir une école dont les élèves ou étudiants ne dépensent pas en frais d'uniformes, prière de verifier pour AWA DIOUF et corriger ou confirmer avec le QG. </w:t>
-        <w:br/>
         <w:t xml:space="preserve">- Dans les milieux urbains c'est peu probable de voir une école dont les élèves ou étudiants ne dépensent pas en frais d'uniformes, prière de verifier pour AMY  KÉBÉ et corriger ou confirmer avec le QG. Le montant des autres depenses pour l'année scolaire de AMY  KÉBÉ est faible ou élevé. veuillez, s'il vous plait, confirmer ces informations avec le QG ou apporter les corrections nécessaires. </w:t>
         <w:br/>
         <w:t xml:space="preserve">- Dans les milieux urbains c'est peu probable de voir une école dont les élèves ou étudiants ne dépensent pas en frais d'uniformes, prière de verifier pour AMY NGOM et corriger ou confirmer avec le QG. </w:t>
+        <w:br/>
+        <w:t xml:space="preserve">- Dans les milieux urbains c'est peu probable de voir une école dont les élèves ou étudiants ne dépensent pas en frais d'uniformes, prière de verifier pour AWA  KÉBÉ et corriger ou confirmer avec le QG. </w:t>
         <w:br/>
         <w:t xml:space="preserve">- Dans les milieux urbains c'est peu probable de voir une école dont les élèves ou étudiants ne dépensent pas en frais d'uniformes, prière de verifier pour DIÉYNABA KÉBÉ et corriger ou confirmer avec le QG. </w:t>
         <w:br/>
@@ -4669,34 +4558,13 @@
         <w:br/>
         <w:t xml:space="preserve">- Dans les milieux urbains c'est peu probable de voir une école dont les élèves ou étudiants ne dépensent pas en frais d'uniformes, prière de verifier pour SEYNABOU NDIAYE et corriger ou confirmer avec le QG. </w:t>
         <w:br/>
-        <w:t xml:space="preserve">- La raison principale que EL HADJI KÉBÉ n'a pas fait des études dans une école formelle est Abandonner et semble exister dans les modalités, prière de prendre attache avec le QG pour plus d'explication afin de la classer bien. </w:t>
+        <w:t xml:space="preserve">- La raison principale que EL HADJI KÉBÉ n'a pas fait des études dans une école formelle est Abandonner il préfére le football et semble exister dans les modalités, prière de prendre attache avec le QG pour plus d'explication afin de la classer bien. </w:t>
         <w:br/>
-        <w:t xml:space="preserve">- Peu probable! AWA  KÉBÉ  n'arrive pas  à comprendre un petit texte lu dans une langue locale (s02q03). Veuillez corriger ou donner des explications au QG. Peu probable! AWA  KÉBÉ  ne sait ni lire, ni écrire, ni comprendre dans aucune des langues  (s02q01,s02q02,s02q03). Veuillez corriger ou donner des explications au QG. La raison principale que AWA  KÉBÉ n'a pas fait des études dans une école formelle est abandonner et semble exister dans les modalités, prière de prendre attache avec le QG pour plus d'explication afin de la classer bien. </w:t>
+        <w:t xml:space="preserve">- Peu probable! AWA DIOUF  n'arrive pas  à comprendre un petit texte lu dans une langue locale (s02q03). Veuillez corriger ou donner des explications au QG. Peu probable! AWA DIOUF  ne sait ni lire, ni écrire, ni comprendre dans aucune des langues  (s02q01,s02q02,s02q03). Veuillez corriger ou donner des explications au QG. </w:t>
         <w:br/>
         <w:t xml:space="preserve">- Peu probable! DIEYNABA  BARRY  n'arrive pas  à comprendre un petit texte lu dans une langue locale (s02q03). Veuillez corriger ou donner des explications au QG. Peu probable! DIEYNABA  BARRY  ne sait ni lire, ni écrire, ni comprendre dans aucune des langues  (s02q01,s02q02,s02q03). Veuillez corriger ou donner des explications au QG. </w:t>
         <w:br/>
-        <w:t>- Peu probable! MBAYE  KÉBÉ  n'arrive pas  à comprendre un petit texte lu dans une langue locale (s02q03). Veuillez corriger ou donner des explications au QG. Peu probable! MBAYE  KÉBÉ  ne sait ni lire, ni écrire, ni comprendre dans aucune des langues  (s02q01,s02q02,s02q03). Veuillez corriger ou donner des explications au QG.</w:t>
-      </w:r>
-    </w:p>
-    <w:p>
-      <w:r>
-        <w:rPr>
-          <w:b/>
-          <w:color w:val="4672C4"/>
-          <w:sz w:val="22"/>
-        </w:rPr>
-        <w:t>&gt;&gt; Section3 - Sante</w:t>
-      </w:r>
-    </w:p>
-    <w:p>
-      <w:pPr>
-        <w:ind w:left="283"/>
-      </w:pPr>
-      <w:r>
-        <w:rPr>
-          <w:sz w:val="20"/>
-        </w:rPr>
-        <w:t>- Le montant(0 FCFA) des dépenses liées à l'accouchement de AMY NGOM ne doit pas être nul 0FCFA, prière de corriger.</w:t>
+        <w:t>- Peu probable! MBAYE  KÉBÉ  n'arrive pas  à comprendre un petit texte lu dans une langue locale (s02q03). Veuillez corriger ou donner des explications au QG.</w:t>
       </w:r>
     </w:p>
     <w:p>
@@ -4738,7 +4606,7 @@
         <w:rPr>
           <w:sz w:val="20"/>
         </w:rPr>
-        <w:t>- Attention ! Le prix unitaire d'achat (800 Fcfa) de Vinaigre de vin en Bouteille 1l (taille unique) est relativement élevé par rapport aux autres prix observés dans cette zone. Prière de corriger ou de confirmer avec le QG. Avertissement!!! Le ménage a consommé 4 Paquet Petit de Thé en sachet, cette quantité semble anormale pour une consommation des 7 derniers jours.Prière de corriger ou de confirmer avec le QG. Avertissement!! le prix unitaire (125 Fcfa) de Thé en sachet (unité: Paquet) de taille Petit est très faible ou élevé. Prière de corriger ou de confirmer avec le QG. Avertissement!!! Le ménage a consommé 8 Pièce Petit de Capitaine frais, cette quantité semble anormale pour une consommation des 7 derniers jours.Prière de corriger ou de confirmer avec le QG. Incohérence!! Dans ce ménage, chaque individus consomme par jour 22.06095 Kg  de cereale; Prière de revoir les quantités prises de ces produits. Incohérence!! Dans ce ménage, chaque individus consomme par jour 22.06095 Kg  de cereale; Prière de revoir les quantités prises de ces produits. Incohérence!! Dans ce ménage, chaque individus consomme par jour 22.06095 Kg  de cereale; Prière de revoir les quantités prises de ces produits.</w:t>
+        <w:t>- Attention ! Le prix unitaire d'achat (150 Fcfa) de Escargots en Morceau (Portion) (Moyen) est relativement élevé par rapport aux autres prix observés dans cette zone. Prière de corriger ou de confirmer avec le QG. Attention ! Le prix unitaire d'achat (800 Fcfa) de Vinaigre de vin en Bouteille 1l (taille unique) est relativement élevé par rapport aux autres prix observés dans cette zone. Prière de corriger ou de confirmer avec le QG. Avertissement!!! Le ménage a consommé 14 Seau de 5l taille unique de Sel, cette quantité semble anormale pour une consommation des 7 derniers jours, prière de verifier et corriger. Difficile de consommer le Sel en Seau de 5l taille unique prière de verifier. Avertissement!!! Le ménage a consommé 4 Paquet Petit de Thé en sachet, cette quantité semble anormale pour une consommation des 7 derniers jours.Prière de corriger ou de confirmer avec le QG. Avertissement!! le prix unitaire (125 Fcfa) de Thé en sachet (unité: Paquet) de taille Petit est très faible ou élevé. Prière de corriger ou de confirmer avec le QG. Avertissement!!! Le ménage a consommé 8 Pièce Petit de Capitaine frais, cette quantité semble anormale pour une consommation des 7 derniers jours.Prière de corriger ou de confirmer avec le QG. Incohérence!! Dans ce ménage, chaque individus consomme par jour 38.16512 Kg  de cereale; Prière de revoir les quantités prises de ces produits. Incohérence!! Dans ce ménage, chaque individus consomme par jour 38.16512 Kg  de cereale; Prière de revoir les quantités prises de ces produits. Incohérence!! Dans ce ménage, chaque individus consomme par jour 38.16512 Kg  de cereale; Prière de revoir les quantités prises de ces produits.</w:t>
       </w:r>
     </w:p>
     <w:p>
@@ -4834,27 +4702,6 @@
           <w:color w:val="4672C4"/>
           <w:sz w:val="22"/>
         </w:rPr>
-        <w:t>&gt;&gt; Section9e - Depenses non-alimentaires - 6 mois</w:t>
-      </w:r>
-    </w:p>
-    <w:p>
-      <w:pPr>
-        <w:ind w:left="283"/>
-      </w:pPr>
-      <w:r>
-        <w:rPr>
-          <w:sz w:val="20"/>
-        </w:rPr>
-        <w:t>- La dernière fois que vous avez acheté Transport inter-localité par voitures est voyage à fatick et semble exister dans les modalités, prière de prendre attache avec le QG pour plus d'explication afin de la classer bien.</w:t>
-      </w:r>
-    </w:p>
-    <w:p>
-      <w:r>
-        <w:rPr>
-          <w:b/>
-          <w:color w:val="4672C4"/>
-          <w:sz w:val="22"/>
-        </w:rPr>
         <w:t>&gt;&gt; Section9f - Depenses non-alimentaires - 12 mois</w:t>
       </w:r>
     </w:p>
@@ -4890,27 +4737,6 @@
         <w:t xml:space="preserve">- Le montant dépensé de l'entreprise vente des prodiuts alimentaires en achat de matières premières pour les produits vendus au cours des 30 derniers jours ou durant le dernier mois où l'entreprise a fonctionné ne peut pas être supéreur aux montants obtenus sur la vente de produits transformés par l'entreprise au cours de cette même période où l'entreprise a fonctionné (s10q49 &gt; s10q48), prière de corriger. L'entreprise vente des prodiuts alimentaires a depensé en achat de matières premières pour les produits vendus (s10q49 different de 0) mais dit n'avoir réçu aucune somme sur la vente de produits transformés (s10q48 est égal à 0), prière de fournir de l'effort pour estimer le montant obtenu sur la vente vente de produits transformés. L'entreprise vente des prodiuts alimentaires est généralement une entreprise commerciale ou de service dont elle ne depense pas en achat de matières premières.Elle ne transforme pas de produit donc ne peut pas obtenir un montant sur la vente des produits transformés (10.48 ou 10.49). Prière de mettre 0 pour ces questions si elles ne font pas de transformation. </w:t>
         <w:br/>
         <w:t>- Le salaire qu'une personne de cette catégorie (10.62) a travaillé(e) dans cette entreprise vente de couscous  ’’thiéré’’ est élevé ou faible. Prière de confirmer cette information avec le QG ou de corriger.</w:t>
-      </w:r>
-    </w:p>
-    <w:p>
-      <w:r>
-        <w:rPr>
-          <w:b/>
-          <w:color w:val="4672C4"/>
-          <w:sz w:val="22"/>
-        </w:rPr>
-        <w:t>&gt;&gt; Section11 - Caracteristiques logement</w:t>
-      </w:r>
-    </w:p>
-    <w:p>
-      <w:pPr>
-        <w:ind w:left="283"/>
-      </w:pPr>
-      <w:r>
-        <w:rPr>
-          <w:sz w:val="20"/>
-        </w:rPr>
-        <w:t>- Avertissement!! La distance (en mètres) qui sépare le ménage de la principale source d'approvisionnement en eau de boisson semble très élevé, prière de corriger ou confirmer avec le QG.</w:t>
       </w:r>
     </w:p>
     <w:p>
@@ -5290,7 +5116,7 @@
         </w:rPr>
         <w:t xml:space="preserve">- Avertissement!!!  Fatou Loum  possède un téléphone android mais dit n'avoir pas accès à l'internet, prière de confirmer cette information avec le QG ou la corriger. </w:t>
         <w:br/>
-        <w:t xml:space="preserve">- Les informations sur l'acte de naissance (ni Jours, ni mois et ni années) de  ABDOU MBÉGUE  manquent, s'il vous plait pouvez-vous fournir d'effort pour avoir ces informations. </w:t>
+        <w:t xml:space="preserve">- Les informations sur l'acte de naissance (ni Jours, ni mois et ni années) de  ABDOU MBÉNGUE  manquent, s'il vous plait pouvez-vous fournir d'effort pour avoir ces informations. </w:t>
         <w:br/>
         <w:t xml:space="preserve">- Les informations sur l'acte de naissance (ni Jours, ni mois et ni années) de  ALASSANE SECK  manquent, s'il vous plait pouvez-vous fournir d'effort pour avoir ces informations. </w:t>
         <w:br/>
@@ -5300,11 +5126,11 @@
         <w:br/>
         <w:t xml:space="preserve">- Les informations sur l'acte de naissance (ni Jours, ni mois et ni années) de  MARÉME DIOUF  manquent, s'il vous plait pouvez-vous fournir d'effort pour avoir ces informations. </w:t>
         <w:br/>
-        <w:t xml:space="preserve">- Les informations sur l'acte de naissance (ni Jours, ni mois et ni années) de  NDACK MBÉGUE  manquent, s'il vous plait pouvez-vous fournir d'effort pour avoir ces informations. Le mois de l'enfant ( NDACK MBÉGUE ) n'est pas connu mais vous avez declaré en s01q04a le nombre de mois, prière de changer NSP au niveau de s01q03b. </w:t>
+        <w:t xml:space="preserve">- Les informations sur l'acte de naissance (ni Jours, ni mois et ni années) de  NDIACK MBÉNGUE  manquent, s'il vous plait pouvez-vous fournir d'effort pour avoir ces informations. Le mois de l'enfant ( NDIACK MBÉNGUE ) n'est pas connu mais vous avez declaré en s01q04a le nombre de mois, prière de changer NSP au niveau de s01q03b. </w:t>
         <w:br/>
         <w:t xml:space="preserve">- Les informations sur l'acte de naissance (ni Jours, ni mois et ni années) de  SALIOU SECK  manquent, s'il vous plait pouvez-vous fournir d'effort pour avoir ces informations. </w:t>
         <w:br/>
-        <w:t>- Les informations sur l'acte de naissance (ni Jours, ni mois et ni années) de  SOULEYMANE MBÉGUE  manquent, s'il vous plait pouvez-vous fournir d'effort pour avoir ces informations.</w:t>
+        <w:t>- Les informations sur l'acte de naissance (ni Jours, ni mois et ni années) de  SOULEYMANE MBÉNGUE  manquent, s'il vous plait pouvez-vous fournir d'effort pour avoir ces informations. Le mois de l'enfant ( SOULEYMANE MBÉNGUE ) n'est pas connu mais vous avez declaré en s01q04a le nombre de mois, prière de changer NSP au niveau de s01q03b.</w:t>
       </w:r>
     </w:p>
     <w:p>
@@ -5325,25 +5151,25 @@
         <w:rPr>
           <w:sz w:val="20"/>
         </w:rPr>
+        <w:t xml:space="preserve">- Dans les milieux urbains c'est peu probable de voir une école dont les élèves ou étudiants ne dépensent pas en frais d'uniformes, prière de verifier pour ALASSANE SECK et corriger ou confirmer avec le QG. </w:t>
+        <w:br/>
         <w:t xml:space="preserve">- Dans les milieux urbains c'est peu probable de voir une école dont les élèves ou étudiants ne dépensent pas en frais d'uniformes, prière de verifier pour AÏSSATA DIOUF et corriger ou confirmer avec le QG. </w:t>
         <w:br/>
         <w:t xml:space="preserve">- Dans les milieux urbains c'est peu probable de voir une école dont les élèves ou étudiants ne dépensent pas en frais d'uniformes, prière de verifier pour MAMADOU SOW et corriger ou confirmer avec le QG. </w:t>
         <w:br/>
         <w:t xml:space="preserve">- Dans les milieux urbains c'est peu probable de voir une école dont les élèves ou étudiants ne dépensent pas en frais d'uniformes, prière de verifier pour MAMAN AWA SOW et corriger ou confirmer avec le QG. Le montant des autres depenses pour l'année scolaire de MAMAN AWA SOW est faible ou élevé. veuillez, s'il vous plait, confirmer ces informations avec le QG ou apporter les corrections nécessaires. </w:t>
         <w:br/>
+        <w:t xml:space="preserve">- Dans les milieux urbains c'est peu probable de voir une école dont les élèves ou étudiants ne dépensent pas en frais d'uniformes, prière de verifier pour MARÉME DIOUF et corriger ou confirmer avec le QG. </w:t>
+        <w:br/>
         <w:t xml:space="preserve">- Dans les milieux urbains c'est peu probable de voir une école dont les élèves ou étudiants ne dépensent pas en frais d'uniformes, prière de verifier pour SALIOU SECK et corriger ou confirmer avec le QG. Montant de bourse de SALIOU SECK à vérifier. </w:t>
         <w:br/>
-        <w:t xml:space="preserve">- Incohérence!! MARÉME DIOUF fréquente l'école  mais ne paie ni la scolarité ni la cotisation, prière de corriger ou fournir une explication à cela. Dans les milieux urbains c'est peu probable de voir une école dont les élèves ou étudiants ne dépensent pas en frais d'uniformes, prière de verifier pour MARÉME DIOUF et corriger ou confirmer avec le QG. </w:t>
-        <w:br/>
-        <w:t xml:space="preserve">- Le montant des frais pour les cahiers et autres matériels scolaires pour l'année scolaire de ALASSANE SECK est de 0 FCFA, ALASSANE SECK a fait comment pour payer ces cahiers et autres matériels scolaires (SAC, stylo, craie, ardoise, crayon...) ? prière de corriger. Dans les milieux urbains c'est peu probable de voir une école dont les élèves ou étudiants ne dépensent pas en frais d'uniformes, prière de verifier pour ALASSANE SECK et corriger ou confirmer avec le QG. </w:t>
-        <w:br/>
-        <w:t xml:space="preserve">- Peu probable! ABDOU MBÉGUE  n'arrive pas  à comprendre un petit texte lu dans une langue locale (s02q03). Veuillez corriger ou donner des explications au QG. Peu probable! ABDOU MBÉGUE  ne sait ni lire, ni écrire, ni comprendre dans aucune des langues  (s02q01,s02q02,s02q03). Veuillez corriger ou donner des explications au QG. </w:t>
+        <w:t xml:space="preserve">- Peu probable! ABDOU MBÉNGUE  n'arrive pas  à comprendre un petit texte lu dans une langue locale (s02q03). Veuillez corriger ou donner des explications au QG. </w:t>
         <w:br/>
         <w:t xml:space="preserve">- Peu probable! Fatou Loum  n'arrive pas  à comprendre un petit texte lu dans une langue locale (s02q03). Veuillez corriger ou donner des explications au QG. </w:t>
         <w:br/>
-        <w:t xml:space="preserve">- Peu probable! NDACK MBÉGUE  n'arrive pas  à comprendre un petit texte lu dans une langue locale (s02q03). Veuillez corriger ou donner des explications au QG. Peu probable! NDACK MBÉGUE  ne sait ni lire, ni écrire, ni comprendre dans aucune des langues  (s02q01,s02q02,s02q03). Veuillez corriger ou donner des explications au QG. </w:t>
+        <w:t xml:space="preserve">- Peu probable! NDIACK MBÉNGUE  n'arrive pas  à comprendre un petit texte lu dans une langue locale (s02q03). Veuillez corriger ou donner des explications au QG. Peu probable! NDIACK MBÉNGUE  ne sait ni lire, ni écrire, ni comprendre dans aucune des langues  (s02q01,s02q02,s02q03). Veuillez corriger ou donner des explications au QG. </w:t>
         <w:br/>
-        <w:t>- Peu probable! SOULEYMANE MBÉGUE  n'arrive pas  à comprendre un petit texte lu dans une langue locale (s02q03). Veuillez corriger ou donner des explications au QG. Peu probable! SOULEYMANE MBÉGUE  ne sait ni lire, ni écrire, ni comprendre dans aucune des langues  (s02q01,s02q02,s02q03). Veuillez corriger ou donner des explications au QG.</w:t>
+        <w:t>- Peu probable! SOULEYMANE MBÉNGUE  n'arrive pas  à comprendre un petit texte lu dans une langue locale (s02q03). Veuillez corriger ou donner des explications au QG. Peu probable! SOULEYMANE MBÉNGUE  ne sait ni lire, ni écrire, ni comprendre dans aucune des langues  (s02q01,s02q02,s02q03). Veuillez corriger ou donner des explications au QG.</w:t>
       </w:r>
     </w:p>
     <w:p>
@@ -5385,7 +5211,7 @@
         <w:rPr>
           <w:sz w:val="20"/>
         </w:rPr>
-        <w:t>- Attention ! Le prix unitaire d'achat (1500 Fcfa) de Arachides pilées en Kg (taille unique) est relativement élevé par rapport aux autres prix observés dans cette zone. Prière de corriger ou de confirmer avec le QG. Avertissement!! La quantité (3.5 litre) du produit Huile de soja  consommée  par le ménage semble très élevé, prière de corriger ou confirmer avec le QG. Avertissement!!! Le ménage a consommé 4 Paquet Petit de Thé en sachet, cette quantité semble anormale pour une consommation des 7 derniers jours.Prière de corriger ou de confirmer avec le QG. Avertissement!! le prix unitaire (100 Fcfa) de Thé en sachet (unité: Paquet) de taille Petit est très faible ou élevé. Prière de corriger ou de confirmer avec le QG. Avertissement!!! Le ménage a consommé 5 Bidon 20l taille unique de Eau minérale/filtrée en bouteille locale, cette quantité semble anormale pour une consommation des 7 derniers jours, prière de verifier et corriger. Attention ! Le prix unitaire d'achat (100 Fcfa) de Eau minérale/filtrée en bouteille locale en Bidon 20l (taille unique) est relativement faible par rapport aux autres prix observés dans cette zone. Prière de corriger ou de confirmer avec le QG. Avertissement!!! Le ménage a consommé 8 Morceau (Portion) Moyen de Carpe séchée, cette quantité semble anormale pour une consommation des 7 derniers jours.Prière de corriger ou de confirmer avec le QG. Incohérence!! Dans ce ménage, chaque individus consomme par jour 18.63571 Kg  de cereale; Prière de revoir les quantités prises de ces produits. Incohérence!! Dans ce ménage, chaque individus consomme par jour 18.63571 Kg  de cereale; Prière de revoir les quantités prises de ces produits. Incohérence!! Dans ce ménage, chaque individus consomme par jour 18.63571 Kg  de cereale; Prière de revoir les quantités prises de ces produits. Le prix d'achat unitaire (1 Fcfa) de Vinaigre à alcool en Verre ( à thé) de taille taille unique  est invraisemblable, prière de regarder les reponses prises dans les questions s07bq07a s07bq07b s07bq07c s07bq08 pour mieux corriger.</w:t>
+        <w:t>- Avertissement!! La quantité (3.5 litre) du produit Huile de soja  consommée  par le ménage semble très élevé, prière de corriger ou confirmer avec le QG. Avertissement!!! Le ménage a consommé 4 Paquet Petit de Thé en sachet, cette quantité semble anormale pour une consommation des 7 derniers jours.Prière de corriger ou de confirmer avec le QG. Avertissement!! le prix unitaire (100 Fcfa) de Thé en sachet (unité: Paquet) de taille Petit est très faible ou élevé. Prière de corriger ou de confirmer avec le QG. Avertissement!!! Le ménage a consommé 5 Bidon 20l taille unique de Eau minérale/filtrée en bouteille locale, cette quantité semble anormale pour une consommation des 7 derniers jours, prière de verifier et corriger. Attention ! Le prix unitaire d'achat (200 Fcfa) de Eau minérale/filtrée en bouteille locale en Bidon 20l (taille unique) est relativement faible par rapport aux autres prix observés dans cette zone. Prière de corriger ou de confirmer avec le QG. Avertissement!!! Le ménage a consommé 8 Morceau (Portion) Moyen de Carpe séchée, cette quantité semble anormale pour une consommation des 7 derniers jours.Prière de corriger ou de confirmer avec le QG. Incohérence!! Dans ce ménage, chaque individus consomme par jour 30.08333 Kg  de cereale; Prière de revoir les quantités prises de ces produits. Incohérence!! Dans ce ménage, chaque individus consomme par jour 30.08333 Kg  de cereale; Prière de revoir les quantités prises de ces produits. Incohérence!! Dans ce ménage, chaque individus consomme par jour 30.08333 Kg  de cereale; Prière de revoir les quantités prises de ces produits.</w:t>
       </w:r>
     </w:p>
     <w:p>
@@ -5428,27 +5254,6 @@
           <w:sz w:val="20"/>
         </w:rPr>
         <w:t>- Peu plausible! le montant de la dépense pour Frais de blanchiment des vêtements, linge, etc. (Pressing) semble faible. Veuillez, s'il vous plaît, confirmer cette information avec le QG ou la corriger.</w:t>
-      </w:r>
-    </w:p>
-    <w:p>
-      <w:r>
-        <w:rPr>
-          <w:b/>
-          <w:color w:val="4672C4"/>
-          <w:sz w:val="22"/>
-        </w:rPr>
-        <w:t>&gt;&gt; Section11 - Caracteristiques logement</w:t>
-      </w:r>
-    </w:p>
-    <w:p>
-      <w:pPr>
-        <w:ind w:left="283"/>
-      </w:pPr>
-      <w:r>
-        <w:rPr>
-          <w:sz w:val="20"/>
-        </w:rPr>
-        <w:t>- Le temps mis (en heure et en minute) pour s'approvisionner en eau de boisson une fois à la source est  5 fois plus élevé que le temps mis (en minutes) pour se rendre à la principale source d'approvisionnement en eau de boisson, prière de corriger.</w:t>
       </w:r>
     </w:p>
     <w:p>
@@ -5857,7 +5662,7 @@
         <w:br/>
         <w:t xml:space="preserve">- Dans les milieux urbains c'est peu probable de voir une école dont les élèves ou étudiants ne dépensent pas en frais d'uniformes, prière de verifier pour Mabrouka Diop et corriger ou confirmer avec le QG. Le montant des autres depenses pour l'année scolaire de Mabrouka Diop est faible ou élevé. veuillez, s'il vous plait, confirmer ces informations avec le QG ou apporter les corrections nécessaires. </w:t>
         <w:br/>
-        <w:t xml:space="preserve">- La raison principale que Aliou Saïdou Diop n'a pas fait des études dans une école formelle est trop âgé et semble exister dans les modalités, prière de prendre attache avec le QG pour plus d'explication afin de la classer bien. </w:t>
+        <w:t xml:space="preserve">- La raison principale que Aliou Saïdou Diop n'a pas fait des études dans une école formelle est trop agé et semble exister dans les modalités, prière de prendre attache avec le QG pour plus d'explication afin de la classer bien. </w:t>
         <w:br/>
         <w:t xml:space="preserve">- Peu probable! Fatou Mangane  n'arrive pas  à comprendre un petit texte lu dans une langue locale (s02q03). Veuillez corriger ou donner des explications au QG. Peu probable! Fatou Mangane  ne sait ni lire, ni écrire, ni comprendre dans aucune des langues  (s02q01,s02q02,s02q03). Veuillez corriger ou donner des explications au QG. </w:t>
         <w:br/>
@@ -5924,7 +5729,7 @@
         <w:rPr>
           <w:sz w:val="20"/>
         </w:rPr>
-        <w:t>- Attention ! Le prix unitaire d'achat (750 Fcfa) de Poisson frais type 9 en Tas (Moyen) est relativement faible par rapport aux autres prix observés dans cette zone. Prière de corriger ou de confirmer avec le QG. Avertissement!!! Le ménage a consommé 7 Paquet Petit de Thé en sachet, cette quantité semble anormale pour une consommation des 7 derniers jours.Prière de corriger ou de confirmer avec le QG. Avertissement!! le prix unitaire (100 Fcfa) de Thé en sachet (unité: Paquet) de taille Petit est très faible ou élevé. Prière de corriger ou de confirmer avec le QG. Avertissement!!!Le ménage a consommé 2000 Tas de Moyen de Maquereau congelé  ce qui semble incoherent pour une consommation aucours des 7 derniers jours, prière de verifier et corriger. Avertissement!!! Le ménage a consommé 2000 Tas Moyen de Maquereau congelé, cette quantité semble anormale pour une consommation des 7 derniers jours.Prière de corriger ou de confirmer avec le QG. Difficile de consommer le Sel en Boite de tomate/Pot Tres petit prière de verifier. Incohérence!! Dans ce ménage, chaque individus consomme par jour 34.74691 Kg  de cereale; Prière de revoir les quantités prises de ces produits. Incohérence!! Dans ce ménage, chaque individus consomme par jour 34.74691 Kg  de cereale; Prière de revoir les quantités prises de ces produits.</w:t>
+        <w:t>- Attention ! Le prix unitaire d'achat (50 Fcfa) de Patate douce en Pièce (Petit) est relativement faible par rapport aux autres prix observés dans cette zone. Prière de corriger ou de confirmer avec le QG. Avertissement!!! Le ménage a consommé 7 Paquet Petit de Thé en sachet, cette quantité semble anormale pour une consommation des 7 derniers jours.Prière de corriger ou de confirmer avec le QG. Avertissement!! le prix unitaire (100 Fcfa) de Thé en sachet (unité: Paquet) de taille Petit est très faible ou élevé. Prière de corriger ou de confirmer avec le QG. Difficile de consommer le Sel en Boite de tomate/Pot Tres petit prière de verifier. Incohérence!! Dans ce ménage, chaque individus consomme par jour 67.68143 Kg  de cereale; Prière de revoir les quantités prises de ces produits. Incohérence!! Dans ce ménage, chaque individus consomme par jour 67.68143 Kg  de cereale; Prière de revoir les quantités prises de ces produits.</w:t>
       </w:r>
     </w:p>
     <w:p>
@@ -5966,9 +5771,7 @@
         <w:rPr>
           <w:sz w:val="20"/>
         </w:rPr>
-        <w:t xml:space="preserve">- La dernière fois que vous avez acheté Charbon de bois/Charbon minéral est à domicille et semble exister dans les modalités, prière de prendre attache avec le QG pour plus d'explication afin de la classer bien. </w:t>
-        <w:br/>
-        <w:t>- Peu plausible! le montant de la dépense pour  Savon de ménage, lessive en poudre, détergents (eau de javel, etc. ) semble trop élevé. Veuillez, s'il vous plaît, confirmer cette information avec le QG ou la corriger.</w:t>
+        <w:t>- La dernière fois que vous avez acheté Charbon de bois/Charbon minéral est à domicille et semble exister dans les modalités, prière de prendre attache avec le QG pour plus d'explication afin de la classer bien.</w:t>
       </w:r>
     </w:p>
     <w:p>
@@ -5990,27 +5793,6 @@
           <w:sz w:val="20"/>
         </w:rPr>
         <w:t>- La dernière fois que vous avez acheté Transport inter-localité par voitures est à la garoutiére et semble exister dans les modalités, prière de prendre attache avec le QG pour plus d'explication afin de la classer bien.</w:t>
-      </w:r>
-    </w:p>
-    <w:p>
-      <w:r>
-        <w:rPr>
-          <w:b/>
-          <w:color w:val="4672C4"/>
-          <w:sz w:val="22"/>
-        </w:rPr>
-        <w:t>&gt;&gt; Section10b - caracteristiques entreprise non agricole</w:t>
-      </w:r>
-    </w:p>
-    <w:p>
-      <w:pPr>
-        <w:ind w:left="283"/>
-      </w:pPr>
-      <w:r>
-        <w:rPr>
-          <w:sz w:val="20"/>
-        </w:rPr>
-        <w:t>- L'entreprise confection de vetement dit avoir réçu une somme sur la vente de ces produits transformés (s10q48 est differnt de 0) mais n'a depensé aucune somme sur l'achat des matières premières (s10q49==0), prière de fournir de l'effort pour estimer le montant obtenu en achat de matières premières.</w:t>
       </w:r>
     </w:p>
     <w:p>
@@ -6538,7 +6320,7 @@
         <w:rPr>
           <w:sz w:val="20"/>
         </w:rPr>
-        <w:t>- Attention ! Le prix unitaire d'achat (1500 Fcfa) de Œufs frais en Tablette (taille unique) est relativement faible par rapport aux autres prix observés dans cette zone. Prière de corriger ou de confirmer avec le QG. Avertissement!! La quantité (3.25 litre) du produit Huile d'arachide raffinée consommée  par le ménage semble très élevé, prière de corriger ou confirmer avec le QG. Avertissement!!! Le ménage a consommé 7 Paquet Petit de Thé en sachet, cette quantité semble anormale pour une consommation des 7 derniers jours.Prière de corriger ou de confirmer avec le QG. Avertissement!! le prix unitaire (100 Fcfa) de Thé en sachet (unité: Paquet) de taille Petit est très faible ou élevé. Prière de corriger ou de confirmer avec le QG. Avertissement!!!Le ménage a consommé 48 Cuillère de Petit de Chocolat pâte à tartiner  ce qui semble incoherent pour une consommation aucours des 7 derniers jours, prière de verifier et corriger. Avertissement!!! Le ménage a consommé 48 Cuillère Petit de Chocolat pâte à tartiner, cette quantité semble anormale pour une consommation des 7 derniers jours.Prière de corriger ou de confirmer avec le QG. Incohérence!! Dans ce ménage, chaque individus consomme par jour 20.245 Kg  de cereale; Prière de revoir les quantités prises de ces produits. Incohérence!! Dans ce ménage, chaque individus consomme par jour 20.245 Kg  de cereale; Prière de revoir les quantités prises de ces produits.</w:t>
+        <w:t>- Attention ! Le prix unitaire d'achat (1500 Fcfa) de Œufs frais en Tablette (taille unique) est relativement faible par rapport aux autres prix observés dans cette zone. Prière de corriger ou de confirmer avec le QG. Avertissement!! La quantité (3.25 litre) du produit Huile d'arachide raffinée consommée  par le ménage semble très élevé, prière de corriger ou confirmer avec le QG. Avertissement!!! Le ménage a consommé 7 Paquet Petit de Thé en sachet, cette quantité semble anormale pour une consommation des 7 derniers jours.Prière de corriger ou de confirmer avec le QG. Avertissement!! le prix unitaire (100 Fcfa) de Thé en sachet (unité: Paquet) de taille Petit est très faible ou élevé. Prière de corriger ou de confirmer avec le QG. Avertissement!!!Le ménage a consommé 48 Cuillère de Petit de Chocolat pâte à tartiner  ce qui semble incoherent pour une consommation aucours des 7 derniers jours, prière de verifier et corriger. Avertissement!!! Le ménage a consommé 48 Cuillère Petit de Chocolat pâte à tartiner, cette quantité semble anormale pour une consommation des 7 derniers jours.Prière de corriger ou de confirmer avec le QG. Attention ! Soupçons de quantité anormale! Le ménage de DEMBA GUEYE avec une taille de 10 personnes a consommé 48 Cuillère en Petit de Chocolat pâte à tartiner qui est relativement élevé comme consommation par rapport à la condition de vie des autres ménages de même taille dans cette zone. Prière de corriger ou de confirmer avec le QG. Incohérence!! Dans ce ménage, chaque individus consomme par jour 37.29285 Kg  de cereale; Prière de revoir les quantités prises de ces produits. Incohérence!! Dans ce ménage, chaque individus consomme par jour 37.29285 Kg  de cereale; Prière de revoir les quantités prises de ces produits.</w:t>
       </w:r>
     </w:p>
     <w:p>
@@ -7069,7 +6851,7 @@
         <w:rPr>
           <w:sz w:val="20"/>
         </w:rPr>
-        <w:t>- Attention ! Le prix unitaire d'achat (100 Fcfa) de Poivre en Sachets (Tres petit) est relativement élevé par rapport aux autres prix observés dans cette zone. Prière de corriger ou de confirmer avec le QG. Attention ! Le prix unitaire d'achat (200 Fcfa) de Concentré de tomate en Sachets industriel (Petit) est relativement élevé par rapport aux autres prix observés dans cette zone. Prière de corriger ou de confirmer avec le QG. Avertissement!!! Le ménage a consommé 2 Bidon 20l taille unique de Eau minérale/filtrée en bouteille locale, cette quantité semble anormale pour une consommation des 7 derniers jours, prière de verifier et corriger. Avertissement!!! Le ménage a consommé 7 Paquet Petit de Thé en sachet, cette quantité semble anormale pour une consommation des 7 derniers jours.Prière de corriger ou de confirmer avec le QG. Avertissement!! le prix unitaire (150 Fcfa) de Thé en sachet (unité: Paquet) de taille Petit est très faible ou élevé. Prière de corriger ou de confirmer avec le QG. Avertissement!!!Le ménage a consommé 1575 Morceau (Portion) de Petit de Pain moderne (Baguette)  ce qui semble incoherent pour une consommation aucours des 7 derniers jours, prière de verifier et corriger. Incohérence!! Dans ce ménage, chaque individus consomme par jour 78.22572 Kg  de cereale; Prière de revoir les quantités prises de ces produits. Attention ! Le prix unitaire d'achat (600 Fcfa) de Riz local Gambiaka en Kg (taille unique) est relativement élevé par rapport aux autres prix observés dans cette zone. Prière de corriger ou de confirmer avec le QG.</w:t>
+        <w:t>- Attention ! Le prix unitaire d'achat (100 Fcfa) de Poivre en Sachets (Tres petit) est relativement élevé par rapport aux autres prix observés dans cette zone. Prière de corriger ou de confirmer avec le QG. Attention ! Le prix unitaire d'achat (200 Fcfa) de Concentré de tomate en Sachets industriel (Petit) est relativement élevé par rapport aux autres prix observés dans cette zone. Prière de corriger ou de confirmer avec le QG. Avertissement!!! Le ménage a consommé 2 Bidon 20l taille unique de Eau minérale/filtrée en bouteille locale, cette quantité semble anormale pour une consommation des 7 derniers jours, prière de verifier et corriger. Attention ! Le prix unitaire d'achat (200 Fcfa) de Eau minérale/filtrée en bouteille locale en Bidon 20l (taille unique) est relativement faible par rapport aux autres prix observés dans cette zone. Prière de corriger ou de confirmer avec le QG. Avertissement!!! Le ménage a consommé 7 Paquet Petit de Thé en sachet, cette quantité semble anormale pour une consommation des 7 derniers jours.Prière de corriger ou de confirmer avec le QG. Avertissement!! le prix unitaire (150 Fcfa) de Thé en sachet (unité: Paquet) de taille Petit est très faible ou élevé. Prière de corriger ou de confirmer avec le QG. Incohérence!! Dans ce ménage, chaque individus consomme par jour 201.541 Kg  de cereale; Prière de revoir les quantités prises de ces produits. Attention ! Le prix unitaire d'achat (600 Fcfa) de Riz local Gambiaka en Kg (taille unique) est relativement élevé par rapport aux autres prix observés dans cette zone. Prière de corriger ou de confirmer avec le QG.</w:t>
       </w:r>
     </w:p>
     <w:p>
@@ -7090,9 +6872,7 @@
         <w:rPr>
           <w:sz w:val="20"/>
         </w:rPr>
-        <w:t xml:space="preserve">- Le montant dépensé de L'entreprise achat et vente de chaises et. tables pour l'achat de ces marchandises revendues en état, sans transformation ne peut être supérieur aux montants obtenus sur la revente de marchandises achetées et revendues en état au cours des 30 derniers jours ou durant le dernier mois où l'entreprise a fonctionné (s10q47 &gt; s10q46), prière de corriger. </w:t>
-        <w:br/>
-        <w:t>- Le montant dépensé de L'entreprise achat et vente de parfums et bijoux pour l'achat de ces marchandises revendues en état, sans transformation ne peut être supérieur aux montants obtenus sur la revente de marchandises achetées et revendues en état au cours des 30 derniers jours ou durant le dernier mois où l'entreprise a fonctionné (s10q47 &gt; s10q46), prière de corriger.</w:t>
+        <w:t>- Le salaire qu'une personne de cette catégorie (10.62) a travaillé(e) dans cette entreprise achat et vente de chaises et. tables est élevé ou faible. Prière de confirmer cette information avec le QG ou de corriger.</w:t>
       </w:r>
     </w:p>
     <w:p>
@@ -7114,27 +6894,6 @@
           <w:sz w:val="20"/>
         </w:rPr>
         <w:t>- Le montant mensuel du loyer, y compris les avantages liés au logement (eau, électricité, téléphone etc.) payé par ce (s) tiers? (FCFA) est trop faible ou trop élevé, veuillez revoir la question s11q09 s'il vous plait.  Le  principal matériau de toit est Zing et semble exister dans les modalités, prière de prendre attache avec le QG pour plus d'explication afin de la classer bien.  En cas de coupure de courant du réseau, la source d’énergie que le ménage utilise est bougie et semble exister dans les modalités, prière de prendre attache avec le QG pour plus d'explication afin de la classer bien.</w:t>
-      </w:r>
-    </w:p>
-    <w:p>
-      <w:r>
-        <w:rPr>
-          <w:b/>
-          <w:color w:val="4672C4"/>
-          <w:sz w:val="22"/>
-        </w:rPr>
-        <w:t>&gt;&gt; Section12 - Actifs du menage</w:t>
-      </w:r>
-    </w:p>
-    <w:p>
-      <w:pPr>
-        <w:ind w:left="283"/>
-      </w:pPr>
-      <w:r>
-        <w:rPr>
-          <w:sz w:val="20"/>
-        </w:rPr>
-        <w:t>- Le prix de revente de l'article  Tapis ne doit pas être égal 0 même si le ménage l'a reçu en cadeau prière de leurs aider à faire une estimations.</w:t>
       </w:r>
     </w:p>
     <w:p>
@@ -7558,7 +7317,7 @@
         <w:rPr>
           <w:sz w:val="20"/>
         </w:rPr>
-        <w:t xml:space="preserve">- Incohérence ! le montant payé de Assane kébé pour les frais de scolarité est très faible. veuillez, s'il vous plait, confirmer ces informations avec le QG ou apporter les corrections nécessaires. Incohérence!! La dépense liée à la cotisation de Assane kébé qui fréquente une école privée est supérieur aux frais de scolarités, les cotisations ne peuvent pas être supérieur  à la scolarisation. Prière de corriger ces cas.  Incohérence ! seulement les écoles gouvermentales paient les cotisations (Gouvernement, communauté, ONG ou organisation humanitaire). veuillez, s'il vous plait, confirmer cette information de Assane kébé avec le QG ou apporter les corrections nécessaires. Dans les milieux urbains c'est peu probable de voir une école dont les élèves ou étudiants ne dépensent pas en frais d'uniformes, prière de verifier pour Assane kébé et corriger ou confirmer avec le QG. </w:t>
+        <w:t xml:space="preserve">- Incohérence ! seulement les écoles gouvermentales paient les cotisations (Gouvernement, communauté, ONG ou organisation humanitaire). veuillez, s'il vous plait, confirmer cette information de Assane kébé avec le QG ou apporter les corrections nécessaires. Dans les milieux urbains c'est peu probable de voir une école dont les élèves ou étudiants ne dépensent pas en frais d'uniformes, prière de verifier pour Assane kébé et corriger ou confirmer avec le QG. Attention ! Le frais de scolarité (117000 Fcfa) de Assane kébé en 3ème année de Secondaire 2 Général est relativement élevé par rapport aux autres frais de scolarités observés dans cette zone. Prière de corriger ou de confirmer avec le QG. </w:t>
         <w:br/>
         <w:t xml:space="preserve">- Dans les milieux urbains c'est peu probable de voir une école dont les élèves ou étudiants ne dépensent pas en frais d'uniformes, prière de verifier pour Fallou Kébé et corriger ou confirmer avec le QG. Le montant des autres depenses pour l'année scolaire de Fallou Kébé est faible ou élevé. veuillez, s'il vous plait, confirmer ces informations avec le QG ou apporter les corrections nécessaires. </w:t>
         <w:br/>
@@ -7687,7 +7446,7 @@
         <w:rPr>
           <w:sz w:val="20"/>
         </w:rPr>
-        <w:t>- Attention ! Le prix unitaire d'achat (250 Fcfa) de Tomate fraîche en Sachets (Petit) est relativement élevé par rapport aux autres prix observés dans cette zone. Prière de corriger ou de confirmer avec le QG. Attention ! Soupçons de quantité anormale! Le ménage de BABACAR KEBE avec une taille de 6 personnes a consommé 6.25 Kg en taille unique de Oignon frais qui est relativement élevé comme consommation par rapport à la condition de vie des autres ménages de même taille dans cette zone. Prière de corriger ou de confirmer avec le QG. Avertissement!!! Le ménage a consommé 7 Paquet Petit de Thé en sachet, cette quantité semble anormale pour une consommation des 7 derniers jours.Prière de corriger ou de confirmer avec le QG. Avertissement!! le prix unitaire (150 Fcfa) de Thé en sachet (unité: Paquet) de taille Petit est très faible ou élevé. Prière de corriger ou de confirmer avec le QG. Incohérence!! Dans ce ménage, chaque individus consomme par jour 35.65047 Kg  de cereale; Prière de revoir les quantités prises de ces produits. Incohérence!! Dans ce ménage, chaque individus consomme par jour 35.65047 Kg  de cereale; Prière de revoir les quantités prises de ces produits.</w:t>
+        <w:t>- Attention ! Le prix unitaire d'achat (250 Fcfa) de Tomate fraîche en Sachets (Petit) est relativement élevé par rapport aux autres prix observés dans cette zone. Prière de corriger ou de confirmer avec le QG. Avertissement!!! Le ménage a consommé 7 Paquet Petit de Thé en sachet, cette quantité semble anormale pour une consommation des 7 derniers jours.Prière de corriger ou de confirmer avec le QG. Avertissement!! le prix unitaire (150 Fcfa) de Thé en sachet (unité: Paquet) de taille Petit est très faible ou élevé. Prière de corriger ou de confirmer avec le QG. Incohérence!! Dans ce ménage, chaque individus consomme par jour 63.52095 Kg  de cereale; Prière de revoir les quantités prises de ces produits. Incohérence!! Dans ce ménage, chaque individus consomme par jour 63.52095 Kg  de cereale; Prière de revoir les quantités prises de ces produits.</w:t>
       </w:r>
     </w:p>
     <w:p>
@@ -7733,7 +7492,7 @@
         <w:br/>
         <w:t xml:space="preserve">- Le montant dépensé de l'entreprise fabrication de beignets en achat de matières premières pour les produits vendus au cours des 30 derniers jours ou durant le dernier mois où l'entreprise a fonctionné ne peut pas être supéreur aux montants obtenus sur la vente de produits transformés par l'entreprise au cours de cette même période où l'entreprise a fonctionné (s10q49 &gt; s10q48), prière de corriger. </w:t>
         <w:br/>
-        <w:t>- Le montant dépensé de l'entreprise restauration pour petit déjeuner en achat de matières premières pour les produits vendus au cours des 30 derniers jours ou durant le dernier mois où l'entreprise a fonctionné ne peut pas être supéreur aux montants obtenus sur la vente de produits transformés par l'entreprise au cours de cette même période où l'entreprise a fonctionné (s10q49 &gt; s10q48), prière de corriger. L'entreprise restauration pour petit déjeuner est généralement une entreprise commerciale ou de service dont elle ne depense pas en achat de matières premières.Elle ne transforme pas de produit donc ne peut pas obtenir un montant sur la vente des produits transformés (10.48 ou 10.49). Prière de mettre 0 pour ces questions si elles ne font pas de transformation. Le salaire qu'une personne de cette catégorie (10.62) a travaillé(e) dans cette entreprise restauration pour petit déjeuner est élevé ou faible. Prière de confirmer cette information avec le QG ou de corriger.</w:t>
+        <w:t>- Le montant dépensé de l'entreprise restauration pour petit déjeuner en achat de matières premières pour les produits vendus au cours des 30 derniers jours ou durant le dernier mois où l'entreprise a fonctionné ne peut pas être supéreur aux montants obtenus sur la vente de produits transformés par l'entreprise au cours de cette même période où l'entreprise a fonctionné (s10q49 &gt; s10q48), prière de corriger. L'entreprise restauration pour petit déjeuner est généralement une entreprise commerciale ou de service dont elle ne depense pas en achat de matières premières.Elle ne transforme pas de produit donc ne peut pas obtenir un montant sur la vente des produits transformés (10.48 ou 10.49). Prière de mettre 0 pour ces questions si elles ne font pas de transformation.</w:t>
       </w:r>
     </w:p>
     <w:p>
